--- a/6_semester/МодСис/2 лр/МодСис-ЛР2-ШаповаловаДС-4329.docx
+++ b/6_semester/МодСис/2 лр/МодСис-ЛР2-ШаповаловаДС-4329.docx
@@ -1669,7 +1669,23 @@
           <w:sz w:val="24"/>
           <w:szCs w:val="24"/>
         </w:rPr>
-        <w:t xml:space="preserve">2. Найти эмпирические оценки M и D и сравнить их с теоретическими значениями, найденными по (3.1) и (3.2). </w:t>
+        <w:t>2. Найти эмпирические оценки M и D и сравнить их с теоретическими значениями, найденными по</w:t>
+      </w:r>
+      <w:r>
+        <w:rPr>
+          <w:rFonts w:ascii="Times New Roman" w:hAnsi="Times New Roman" w:cs="Times New Roman"/>
+          <w:sz w:val="24"/>
+          <w:szCs w:val="24"/>
+        </w:rPr>
+        <w:t xml:space="preserve"> заданным формулам</w:t>
+      </w:r>
+      <w:r>
+        <w:rPr>
+          <w:rFonts w:ascii="Times New Roman" w:hAnsi="Times New Roman" w:cs="Times New Roman"/>
+          <w:sz w:val="24"/>
+          <w:szCs w:val="24"/>
+        </w:rPr>
+        <w:t xml:space="preserve">. </w:t>
       </w:r>
     </w:p>
     <w:p>
@@ -2036,7 +2052,25 @@
           <w:sz w:val="24"/>
           <w:szCs w:val="24"/>
         </w:rPr>
-        <w:t xml:space="preserve">Для формирования выборки дискретной СВ интервал [0; 1] был разбит на подынтервалы, длины которых равны вероятностям pⱼ. Границы интервалов вычислялись как накопленные суммы вероятностей: tⱼ = Σpᵢ (i=1...j). </w:t>
+        <w:t xml:space="preserve">Для формирования выборки дискретной СВ интервал [0; 1] был разбит на подынтервалы, длины которых равны вероятностям pⱼ. Границы интервалов вычислялись как накопленные суммы вероятностей: tⱼ = </w:t>
+      </w:r>
+      <w:proofErr w:type="spellStart"/>
+      <w:r>
+        <w:rPr>
+          <w:rFonts w:ascii="Times New Roman" w:hAnsi="Times New Roman" w:cs="Times New Roman"/>
+          <w:sz w:val="24"/>
+          <w:szCs w:val="24"/>
+        </w:rPr>
+        <w:t>Σp</w:t>
+      </w:r>
+      <w:proofErr w:type="spellEnd"/>
+      <w:r>
+        <w:rPr>
+          <w:rFonts w:ascii="Times New Roman" w:hAnsi="Times New Roman" w:cs="Times New Roman"/>
+          <w:sz w:val="24"/>
+          <w:szCs w:val="24"/>
+        </w:rPr>
+        <w:t xml:space="preserve">ᵢ (i=1...j). </w:t>
       </w:r>
     </w:p>
     <w:p>
@@ -2305,7 +2339,73 @@
           <w:sz w:val="24"/>
           <w:szCs w:val="24"/>
         </w:rPr>
-        <w:t xml:space="preserve">как несмещённая оценка с поправкой Бесселя (ddof=1). </w:t>
+        <w:t>как несмещённая оценка с поправкой Бесселя (</w:t>
+      </w:r>
+      <w:proofErr w:type="spellStart"/>
+      <w:r>
+        <w:rPr>
+          <w:rFonts w:ascii="Times New Roman" w:hAnsi="Times New Roman" w:cs="Times New Roman"/>
+          <w:sz w:val="24"/>
+          <w:szCs w:val="24"/>
+        </w:rPr>
+        <w:t>ddof</w:t>
+      </w:r>
+      <w:proofErr w:type="spellEnd"/>
+      <w:r>
+        <w:rPr>
+          <w:rFonts w:ascii="Times New Roman" w:hAnsi="Times New Roman" w:cs="Times New Roman"/>
+          <w:sz w:val="24"/>
+          <w:szCs w:val="24"/>
+        </w:rPr>
+        <w:t>=1)</w:t>
+      </w:r>
+      <w:r>
+        <w:rPr>
+          <w:rFonts w:ascii="Times New Roman" w:hAnsi="Times New Roman" w:cs="Times New Roman"/>
+          <w:sz w:val="24"/>
+          <w:szCs w:val="24"/>
+        </w:rPr>
+        <w:t xml:space="preserve"> – </w:t>
+      </w:r>
+      <w:r>
+        <w:rPr>
+          <w:rFonts w:ascii="Times New Roman" w:hAnsi="Times New Roman" w:cs="Times New Roman"/>
+          <w:sz w:val="24"/>
+          <w:szCs w:val="24"/>
+        </w:rPr>
+        <w:t>для устранения систематической ошибк</w:t>
+      </w:r>
+      <w:r>
+        <w:rPr>
+          <w:rFonts w:ascii="Times New Roman" w:hAnsi="Times New Roman" w:cs="Times New Roman"/>
+          <w:sz w:val="24"/>
+          <w:szCs w:val="24"/>
+        </w:rPr>
+        <w:t>и</w:t>
+      </w:r>
+      <w:r>
+        <w:rPr>
+          <w:rFonts w:ascii="Times New Roman" w:hAnsi="Times New Roman" w:cs="Times New Roman"/>
+          <w:sz w:val="24"/>
+          <w:szCs w:val="24"/>
+        </w:rPr>
+        <w:t xml:space="preserve">, при </w:t>
+      </w:r>
+      <w:r>
+        <w:rPr>
+          <w:rFonts w:ascii="Times New Roman" w:hAnsi="Times New Roman" w:cs="Times New Roman"/>
+          <w:sz w:val="24"/>
+          <w:szCs w:val="24"/>
+        </w:rPr>
+        <w:t xml:space="preserve">малой </w:t>
+      </w:r>
+      <w:r>
+        <w:rPr>
+          <w:rFonts w:ascii="Times New Roman" w:hAnsi="Times New Roman" w:cs="Times New Roman"/>
+          <w:sz w:val="24"/>
+          <w:szCs w:val="24"/>
+        </w:rPr>
+        <w:t>выборке.</w:t>
       </w:r>
     </w:p>
     <w:p>
@@ -2371,23 +2471,6 @@
           <w:szCs w:val="24"/>
         </w:rPr>
         <w:t xml:space="preserve"> 2722.0972</w:t>
-      </w:r>
-    </w:p>
-    <w:p>
-      <w:pPr>
-        <w:rPr>
-          <w:rFonts w:ascii="Times New Roman" w:hAnsi="Times New Roman" w:cs="Times New Roman"/>
-          <w:sz w:val="24"/>
-          <w:szCs w:val="24"/>
-        </w:rPr>
-      </w:pPr>
-      <w:r>
-        <w:rPr>
-          <w:rFonts w:ascii="Times New Roman" w:hAnsi="Times New Roman" w:cs="Times New Roman"/>
-          <w:sz w:val="24"/>
-          <w:szCs w:val="24"/>
-        </w:rPr>
-        <w:t>Полученные значения сведены в сравнительную таблицу, рассчитаны абсолютные и относительные отклонения эмпирических оценок от теоретических.</w:t>
       </w:r>
     </w:p>
     <w:p>
@@ -2540,7 +2623,23 @@
           <w:sz w:val="24"/>
           <w:szCs w:val="24"/>
         </w:rPr>
-        <w:t>Гистограмма показывает примерно равномерное распределение частот по интервалам. Столбцы имеют близкую высоту, отклонения от ожидаемого значения 0.1 незначительны. Датчик проходит тест на равномерность.</w:t>
+        <w:t>Гистограмма показывает распределение частот по интервалам</w:t>
+      </w:r>
+      <w:r>
+        <w:rPr>
+          <w:rFonts w:ascii="Times New Roman" w:hAnsi="Times New Roman" w:cs="Times New Roman"/>
+          <w:sz w:val="24"/>
+          <w:szCs w:val="24"/>
+        </w:rPr>
+        <w:t xml:space="preserve"> согласно заданному закону распределения</w:t>
+      </w:r>
+      <w:r>
+        <w:rPr>
+          <w:rFonts w:ascii="Times New Roman" w:hAnsi="Times New Roman" w:cs="Times New Roman"/>
+          <w:sz w:val="24"/>
+          <w:szCs w:val="24"/>
+        </w:rPr>
+        <w:t>.</w:t>
       </w:r>
     </w:p>
     <w:p>
@@ -2845,7 +2944,23 @@
           <w:sz w:val="24"/>
           <w:szCs w:val="24"/>
         </w:rPr>
-        <w:t>Сгенерирована выборка из 500 значений. Рассчитаны теоретические характеристики по формулам (3.1)–(3.2) и их эмпирические оценки. Полученные значения математического ожидания и дисперсии демонстрируют близость: относительные погрешности находятся в пределах 5–15%, что является удовлетворительным результатом для выборки данного объёма.</w:t>
+        <w:t>Сгенерирована выборка из 500 значений. Рассчитаны теоретические характеристики по формулам</w:t>
+      </w:r>
+      <w:r>
+        <w:rPr>
+          <w:rFonts w:ascii="Times New Roman" w:eastAsiaTheme="majorEastAsia" w:hAnsi="Times New Roman" w:cs="Times New Roman"/>
+          <w:sz w:val="24"/>
+          <w:szCs w:val="24"/>
+        </w:rPr>
+        <w:t xml:space="preserve"> </w:t>
+      </w:r>
+      <w:r>
+        <w:rPr>
+          <w:rFonts w:ascii="Times New Roman" w:eastAsiaTheme="majorEastAsia" w:hAnsi="Times New Roman" w:cs="Times New Roman"/>
+          <w:sz w:val="24"/>
+          <w:szCs w:val="24"/>
+        </w:rPr>
+        <w:t>и их эмпирические оценки. Полученные значения математического ожидания и дисперсии демонстрируют близость: относительные погрешности находятся в пределах 5%, что является удовлетворительным результатом для выборки данного объёма.</w:t>
       </w:r>
     </w:p>
     <w:p>
@@ -2976,6 +3091,7 @@
           <w:lang w:eastAsia="ru-RU"/>
         </w:rPr>
       </w:pPr>
+      <w:proofErr w:type="spellStart"/>
       <w:r>
         <w:rPr>
           <w:rFonts w:ascii="Courier New" w:eastAsia="Times New Roman" w:hAnsi="Courier New" w:cs="Courier New"/>
@@ -2984,18 +3100,9 @@
           <w:szCs w:val="20"/>
           <w:lang w:eastAsia="ru-RU"/>
         </w:rPr>
-        <w:t xml:space="preserve">import </w:t>
-      </w:r>
-      <w:r>
-        <w:rPr>
-          <w:rFonts w:ascii="Courier New" w:eastAsia="Times New Roman" w:hAnsi="Courier New" w:cs="Courier New"/>
-          <w:color w:val="BCBEC4"/>
-          <w:sz w:val="20"/>
-          <w:szCs w:val="20"/>
-          <w:lang w:eastAsia="ru-RU"/>
-        </w:rPr>
-        <w:t xml:space="preserve">numpy </w:t>
-      </w:r>
+        <w:t>import</w:t>
+      </w:r>
+      <w:proofErr w:type="spellEnd"/>
       <w:r>
         <w:rPr>
           <w:rFonts w:ascii="Courier New" w:eastAsia="Times New Roman" w:hAnsi="Courier New" w:cs="Courier New"/>
@@ -3004,8 +3111,53 @@
           <w:szCs w:val="20"/>
           <w:lang w:eastAsia="ru-RU"/>
         </w:rPr>
-        <w:t xml:space="preserve">as </w:t>
-      </w:r>
+        <w:t xml:space="preserve"> </w:t>
+      </w:r>
+      <w:proofErr w:type="spellStart"/>
+      <w:r>
+        <w:rPr>
+          <w:rFonts w:ascii="Courier New" w:eastAsia="Times New Roman" w:hAnsi="Courier New" w:cs="Courier New"/>
+          <w:color w:val="BCBEC4"/>
+          <w:sz w:val="20"/>
+          <w:szCs w:val="20"/>
+          <w:lang w:eastAsia="ru-RU"/>
+        </w:rPr>
+        <w:t>numpy</w:t>
+      </w:r>
+      <w:proofErr w:type="spellEnd"/>
+      <w:r>
+        <w:rPr>
+          <w:rFonts w:ascii="Courier New" w:eastAsia="Times New Roman" w:hAnsi="Courier New" w:cs="Courier New"/>
+          <w:color w:val="BCBEC4"/>
+          <w:sz w:val="20"/>
+          <w:szCs w:val="20"/>
+          <w:lang w:eastAsia="ru-RU"/>
+        </w:rPr>
+        <w:t xml:space="preserve"> </w:t>
+      </w:r>
+      <w:proofErr w:type="spellStart"/>
+      <w:r>
+        <w:rPr>
+          <w:rFonts w:ascii="Courier New" w:eastAsia="Times New Roman" w:hAnsi="Courier New" w:cs="Courier New"/>
+          <w:color w:val="CF8E6D"/>
+          <w:sz w:val="20"/>
+          <w:szCs w:val="20"/>
+          <w:lang w:eastAsia="ru-RU"/>
+        </w:rPr>
+        <w:t>as</w:t>
+      </w:r>
+      <w:proofErr w:type="spellEnd"/>
+      <w:r>
+        <w:rPr>
+          <w:rFonts w:ascii="Courier New" w:eastAsia="Times New Roman" w:hAnsi="Courier New" w:cs="Courier New"/>
+          <w:color w:val="CF8E6D"/>
+          <w:sz w:val="20"/>
+          <w:szCs w:val="20"/>
+          <w:lang w:eastAsia="ru-RU"/>
+        </w:rPr>
+        <w:t xml:space="preserve"> </w:t>
+      </w:r>
+      <w:proofErr w:type="spellStart"/>
       <w:r>
         <w:rPr>
           <w:rFonts w:ascii="Courier New" w:eastAsia="Times New Roman" w:hAnsi="Courier New" w:cs="Courier New"/>
@@ -3016,6 +3168,7 @@
         </w:rPr>
         <w:t>np</w:t>
       </w:r>
+      <w:proofErr w:type="spellEnd"/>
       <w:r>
         <w:rPr>
           <w:rFonts w:ascii="Courier New" w:eastAsia="Times New Roman" w:hAnsi="Courier New" w:cs="Courier New"/>
@@ -3026,6 +3179,7 @@
         </w:rPr>
         <w:br/>
       </w:r>
+      <w:proofErr w:type="spellStart"/>
       <w:r>
         <w:rPr>
           <w:rFonts w:ascii="Courier New" w:eastAsia="Times New Roman" w:hAnsi="Courier New" w:cs="Courier New"/>
@@ -3034,18 +3188,9 @@
           <w:szCs w:val="20"/>
           <w:lang w:eastAsia="ru-RU"/>
         </w:rPr>
-        <w:t xml:space="preserve">import </w:t>
-      </w:r>
-      <w:r>
-        <w:rPr>
-          <w:rFonts w:ascii="Courier New" w:eastAsia="Times New Roman" w:hAnsi="Courier New" w:cs="Courier New"/>
-          <w:color w:val="BCBEC4"/>
-          <w:sz w:val="20"/>
-          <w:szCs w:val="20"/>
-          <w:lang w:eastAsia="ru-RU"/>
-        </w:rPr>
-        <w:t xml:space="preserve">matplotlib.pyplot </w:t>
-      </w:r>
+        <w:t>import</w:t>
+      </w:r>
+      <w:proofErr w:type="spellEnd"/>
       <w:r>
         <w:rPr>
           <w:rFonts w:ascii="Courier New" w:eastAsia="Times New Roman" w:hAnsi="Courier New" w:cs="Courier New"/>
@@ -3054,8 +3199,53 @@
           <w:szCs w:val="20"/>
           <w:lang w:eastAsia="ru-RU"/>
         </w:rPr>
-        <w:t xml:space="preserve">as </w:t>
-      </w:r>
+        <w:t xml:space="preserve"> </w:t>
+      </w:r>
+      <w:proofErr w:type="spellStart"/>
+      <w:r>
+        <w:rPr>
+          <w:rFonts w:ascii="Courier New" w:eastAsia="Times New Roman" w:hAnsi="Courier New" w:cs="Courier New"/>
+          <w:color w:val="BCBEC4"/>
+          <w:sz w:val="20"/>
+          <w:szCs w:val="20"/>
+          <w:lang w:eastAsia="ru-RU"/>
+        </w:rPr>
+        <w:t>matplotlib.pyplot</w:t>
+      </w:r>
+      <w:proofErr w:type="spellEnd"/>
+      <w:r>
+        <w:rPr>
+          <w:rFonts w:ascii="Courier New" w:eastAsia="Times New Roman" w:hAnsi="Courier New" w:cs="Courier New"/>
+          <w:color w:val="BCBEC4"/>
+          <w:sz w:val="20"/>
+          <w:szCs w:val="20"/>
+          <w:lang w:eastAsia="ru-RU"/>
+        </w:rPr>
+        <w:t xml:space="preserve"> </w:t>
+      </w:r>
+      <w:proofErr w:type="spellStart"/>
+      <w:r>
+        <w:rPr>
+          <w:rFonts w:ascii="Courier New" w:eastAsia="Times New Roman" w:hAnsi="Courier New" w:cs="Courier New"/>
+          <w:color w:val="CF8E6D"/>
+          <w:sz w:val="20"/>
+          <w:szCs w:val="20"/>
+          <w:lang w:eastAsia="ru-RU"/>
+        </w:rPr>
+        <w:t>as</w:t>
+      </w:r>
+      <w:proofErr w:type="spellEnd"/>
+      <w:r>
+        <w:rPr>
+          <w:rFonts w:ascii="Courier New" w:eastAsia="Times New Roman" w:hAnsi="Courier New" w:cs="Courier New"/>
+          <w:color w:val="CF8E6D"/>
+          <w:sz w:val="20"/>
+          <w:szCs w:val="20"/>
+          <w:lang w:eastAsia="ru-RU"/>
+        </w:rPr>
+        <w:t xml:space="preserve"> </w:t>
+      </w:r>
+      <w:proofErr w:type="spellStart"/>
       <w:r>
         <w:rPr>
           <w:rFonts w:ascii="Courier New" w:eastAsia="Times New Roman" w:hAnsi="Courier New" w:cs="Courier New"/>
@@ -3066,6 +3256,7 @@
         </w:rPr>
         <w:t>plt</w:t>
       </w:r>
+      <w:proofErr w:type="spellEnd"/>
       <w:r>
         <w:rPr>
           <w:rFonts w:ascii="Courier New" w:eastAsia="Times New Roman" w:hAnsi="Courier New" w:cs="Courier New"/>
@@ -3304,8 +3495,9 @@
           <w:szCs w:val="20"/>
           <w:lang w:eastAsia="ru-RU"/>
         </w:rPr>
-        <w:t># Генерация БСВ (little-frog)</w:t>
-      </w:r>
+        <w:t># Генерация БСВ (</w:t>
+      </w:r>
+      <w:proofErr w:type="spellStart"/>
       <w:r>
         <w:rPr>
           <w:rFonts w:ascii="Courier New" w:eastAsia="Times New Roman" w:hAnsi="Courier New" w:cs="Courier New"/>
@@ -3314,17 +3506,50 @@
           <w:szCs w:val="20"/>
           <w:lang w:eastAsia="ru-RU"/>
         </w:rPr>
+        <w:t>little-frog</w:t>
+      </w:r>
+      <w:proofErr w:type="spellEnd"/>
+      <w:r>
+        <w:rPr>
+          <w:rFonts w:ascii="Courier New" w:eastAsia="Times New Roman" w:hAnsi="Courier New" w:cs="Courier New"/>
+          <w:color w:val="7A7E85"/>
+          <w:sz w:val="20"/>
+          <w:szCs w:val="20"/>
+          <w:lang w:eastAsia="ru-RU"/>
+        </w:rPr>
+        <w:t>)</w:t>
+      </w:r>
+      <w:r>
+        <w:rPr>
+          <w:rFonts w:ascii="Courier New" w:eastAsia="Times New Roman" w:hAnsi="Courier New" w:cs="Courier New"/>
+          <w:color w:val="7A7E85"/>
+          <w:sz w:val="20"/>
+          <w:szCs w:val="20"/>
+          <w:lang w:eastAsia="ru-RU"/>
+        </w:rPr>
         <w:br/>
       </w:r>
-      <w:r>
-        <w:rPr>
-          <w:rFonts w:ascii="Courier New" w:eastAsia="Times New Roman" w:hAnsi="Courier New" w:cs="Courier New"/>
-          <w:color w:val="BCBEC4"/>
-          <w:sz w:val="20"/>
-          <w:szCs w:val="20"/>
-          <w:lang w:eastAsia="ru-RU"/>
-        </w:rPr>
-        <w:t xml:space="preserve">modulus = </w:t>
+      <w:proofErr w:type="spellStart"/>
+      <w:r>
+        <w:rPr>
+          <w:rFonts w:ascii="Courier New" w:eastAsia="Times New Roman" w:hAnsi="Courier New" w:cs="Courier New"/>
+          <w:color w:val="BCBEC4"/>
+          <w:sz w:val="20"/>
+          <w:szCs w:val="20"/>
+          <w:lang w:eastAsia="ru-RU"/>
+        </w:rPr>
+        <w:t>modulus</w:t>
+      </w:r>
+      <w:proofErr w:type="spellEnd"/>
+      <w:r>
+        <w:rPr>
+          <w:rFonts w:ascii="Courier New" w:eastAsia="Times New Roman" w:hAnsi="Courier New" w:cs="Courier New"/>
+          <w:color w:val="BCBEC4"/>
+          <w:sz w:val="20"/>
+          <w:szCs w:val="20"/>
+          <w:lang w:eastAsia="ru-RU"/>
+        </w:rPr>
+        <w:t xml:space="preserve"> = </w:t>
       </w:r>
       <w:r>
         <w:rPr>
@@ -3388,6 +3613,7 @@
         </w:rPr>
         <w:br/>
       </w:r>
+      <w:proofErr w:type="spellStart"/>
       <w:r>
         <w:rPr>
           <w:rFonts w:ascii="Courier New" w:eastAsia="Times New Roman" w:hAnsi="Courier New" w:cs="Courier New"/>
@@ -3396,7 +3622,18 @@
           <w:szCs w:val="20"/>
           <w:lang w:eastAsia="ru-RU"/>
         </w:rPr>
-        <w:t xml:space="preserve">if </w:t>
+        <w:t>if</w:t>
+      </w:r>
+      <w:proofErr w:type="spellEnd"/>
+      <w:r>
+        <w:rPr>
+          <w:rFonts w:ascii="Courier New" w:eastAsia="Times New Roman" w:hAnsi="Courier New" w:cs="Courier New"/>
+          <w:color w:val="CF8E6D"/>
+          <w:sz w:val="20"/>
+          <w:szCs w:val="20"/>
+          <w:lang w:eastAsia="ru-RU"/>
+        </w:rPr>
+        <w:t xml:space="preserve"> </w:t>
       </w:r>
       <w:r>
         <w:rPr>
@@ -3437,8 +3674,31 @@
           <w:lang w:eastAsia="ru-RU"/>
         </w:rPr>
         <w:br/>
-        <w:t xml:space="preserve">    M_step = </w:t>
-      </w:r>
+        <w:t xml:space="preserve">    </w:t>
+      </w:r>
+      <w:proofErr w:type="spellStart"/>
+      <w:r>
+        <w:rPr>
+          <w:rFonts w:ascii="Courier New" w:eastAsia="Times New Roman" w:hAnsi="Courier New" w:cs="Courier New"/>
+          <w:color w:val="BCBEC4"/>
+          <w:sz w:val="20"/>
+          <w:szCs w:val="20"/>
+          <w:lang w:eastAsia="ru-RU"/>
+        </w:rPr>
+        <w:t>M_step</w:t>
+      </w:r>
+      <w:proofErr w:type="spellEnd"/>
+      <w:r>
+        <w:rPr>
+          <w:rFonts w:ascii="Courier New" w:eastAsia="Times New Roman" w:hAnsi="Courier New" w:cs="Courier New"/>
+          <w:color w:val="BCBEC4"/>
+          <w:sz w:val="20"/>
+          <w:szCs w:val="20"/>
+          <w:lang w:eastAsia="ru-RU"/>
+        </w:rPr>
+        <w:t xml:space="preserve"> = </w:t>
+      </w:r>
+      <w:proofErr w:type="spellStart"/>
       <w:r>
         <w:rPr>
           <w:rFonts w:ascii="Courier New" w:eastAsia="Times New Roman" w:hAnsi="Courier New" w:cs="Courier New"/>
@@ -3449,15 +3709,38 @@
         </w:rPr>
         <w:t>pow</w:t>
       </w:r>
-      <w:r>
-        <w:rPr>
-          <w:rFonts w:ascii="Courier New" w:eastAsia="Times New Roman" w:hAnsi="Courier New" w:cs="Courier New"/>
-          <w:color w:val="BCBEC4"/>
-          <w:sz w:val="20"/>
-          <w:szCs w:val="20"/>
-          <w:lang w:eastAsia="ru-RU"/>
-        </w:rPr>
-        <w:t>(M, m, modulus)</w:t>
+      <w:proofErr w:type="spellEnd"/>
+      <w:r>
+        <w:rPr>
+          <w:rFonts w:ascii="Courier New" w:eastAsia="Times New Roman" w:hAnsi="Courier New" w:cs="Courier New"/>
+          <w:color w:val="BCBEC4"/>
+          <w:sz w:val="20"/>
+          <w:szCs w:val="20"/>
+          <w:lang w:eastAsia="ru-RU"/>
+        </w:rPr>
+        <w:t xml:space="preserve">(M, m, </w:t>
+      </w:r>
+      <w:proofErr w:type="spellStart"/>
+      <w:r>
+        <w:rPr>
+          <w:rFonts w:ascii="Courier New" w:eastAsia="Times New Roman" w:hAnsi="Courier New" w:cs="Courier New"/>
+          <w:color w:val="BCBEC4"/>
+          <w:sz w:val="20"/>
+          <w:szCs w:val="20"/>
+          <w:lang w:eastAsia="ru-RU"/>
+        </w:rPr>
+        <w:t>modulus</w:t>
+      </w:r>
+      <w:proofErr w:type="spellEnd"/>
+      <w:r>
+        <w:rPr>
+          <w:rFonts w:ascii="Courier New" w:eastAsia="Times New Roman" w:hAnsi="Courier New" w:cs="Courier New"/>
+          <w:color w:val="BCBEC4"/>
+          <w:sz w:val="20"/>
+          <w:szCs w:val="20"/>
+          <w:lang w:eastAsia="ru-RU"/>
+        </w:rPr>
+        <w:t>)</w:t>
       </w:r>
       <w:r>
         <w:rPr>
@@ -3469,6 +3752,7 @@
         </w:rPr>
         <w:br/>
       </w:r>
+      <w:proofErr w:type="spellStart"/>
       <w:r>
         <w:rPr>
           <w:rFonts w:ascii="Courier New" w:eastAsia="Times New Roman" w:hAnsi="Courier New" w:cs="Courier New"/>
@@ -3479,6 +3763,7 @@
         </w:rPr>
         <w:t>else</w:t>
       </w:r>
+      <w:proofErr w:type="spellEnd"/>
       <w:r>
         <w:rPr>
           <w:rFonts w:ascii="Courier New" w:eastAsia="Times New Roman" w:hAnsi="Courier New" w:cs="Courier New"/>
@@ -3498,7 +3783,29 @@
           <w:lang w:eastAsia="ru-RU"/>
         </w:rPr>
         <w:br/>
-        <w:t xml:space="preserve">    M_step = M</w:t>
+        <w:t xml:space="preserve">    </w:t>
+      </w:r>
+      <w:proofErr w:type="spellStart"/>
+      <w:r>
+        <w:rPr>
+          <w:rFonts w:ascii="Courier New" w:eastAsia="Times New Roman" w:hAnsi="Courier New" w:cs="Courier New"/>
+          <w:color w:val="BCBEC4"/>
+          <w:sz w:val="20"/>
+          <w:szCs w:val="20"/>
+          <w:lang w:eastAsia="ru-RU"/>
+        </w:rPr>
+        <w:t>M_step</w:t>
+      </w:r>
+      <w:proofErr w:type="spellEnd"/>
+      <w:r>
+        <w:rPr>
+          <w:rFonts w:ascii="Courier New" w:eastAsia="Times New Roman" w:hAnsi="Courier New" w:cs="Courier New"/>
+          <w:color w:val="BCBEC4"/>
+          <w:sz w:val="20"/>
+          <w:szCs w:val="20"/>
+          <w:lang w:eastAsia="ru-RU"/>
+        </w:rPr>
+        <w:t xml:space="preserve"> = M</w:t>
       </w:r>
       <w:r>
         <w:rPr>
@@ -3520,6 +3827,7 @@
         </w:rPr>
         <w:br/>
       </w:r>
+      <w:proofErr w:type="spellStart"/>
       <w:r>
         <w:rPr>
           <w:rFonts w:ascii="Courier New" w:eastAsia="Times New Roman" w:hAnsi="Courier New" w:cs="Courier New"/>
@@ -3528,7 +3836,18 @@
           <w:szCs w:val="20"/>
           <w:lang w:eastAsia="ru-RU"/>
         </w:rPr>
-        <w:t xml:space="preserve">for </w:t>
+        <w:t>for</w:t>
+      </w:r>
+      <w:proofErr w:type="spellEnd"/>
+      <w:r>
+        <w:rPr>
+          <w:rFonts w:ascii="Courier New" w:eastAsia="Times New Roman" w:hAnsi="Courier New" w:cs="Courier New"/>
+          <w:color w:val="CF8E6D"/>
+          <w:sz w:val="20"/>
+          <w:szCs w:val="20"/>
+          <w:lang w:eastAsia="ru-RU"/>
+        </w:rPr>
+        <w:t xml:space="preserve"> </w:t>
       </w:r>
       <w:r>
         <w:rPr>
@@ -3540,6 +3859,7 @@
         </w:rPr>
         <w:t xml:space="preserve">i </w:t>
       </w:r>
+      <w:proofErr w:type="spellStart"/>
       <w:r>
         <w:rPr>
           <w:rFonts w:ascii="Courier New" w:eastAsia="Times New Roman" w:hAnsi="Courier New" w:cs="Courier New"/>
@@ -3548,8 +3868,20 @@
           <w:szCs w:val="20"/>
           <w:lang w:eastAsia="ru-RU"/>
         </w:rPr>
-        <w:t xml:space="preserve">in </w:t>
-      </w:r>
+        <w:t>in</w:t>
+      </w:r>
+      <w:proofErr w:type="spellEnd"/>
+      <w:r>
+        <w:rPr>
+          <w:rFonts w:ascii="Courier New" w:eastAsia="Times New Roman" w:hAnsi="Courier New" w:cs="Courier New"/>
+          <w:color w:val="CF8E6D"/>
+          <w:sz w:val="20"/>
+          <w:szCs w:val="20"/>
+          <w:lang w:eastAsia="ru-RU"/>
+        </w:rPr>
+        <w:t xml:space="preserve"> </w:t>
+      </w:r>
+      <w:proofErr w:type="spellStart"/>
       <w:r>
         <w:rPr>
           <w:rFonts w:ascii="Courier New" w:eastAsia="Times New Roman" w:hAnsi="Courier New" w:cs="Courier New"/>
@@ -3560,6 +3892,7 @@
         </w:rPr>
         <w:t>range</w:t>
       </w:r>
+      <w:proofErr w:type="spellEnd"/>
       <w:r>
         <w:rPr>
           <w:rFonts w:ascii="Courier New" w:eastAsia="Times New Roman" w:hAnsi="Courier New" w:cs="Courier New"/>
@@ -3579,8 +3912,42 @@
           <w:lang w:eastAsia="ru-RU"/>
         </w:rPr>
         <w:br/>
-        <w:t xml:space="preserve">    A = (A * M_step) % modulus</w:t>
-      </w:r>
+        <w:t xml:space="preserve">    A = (A * </w:t>
+      </w:r>
+      <w:proofErr w:type="spellStart"/>
+      <w:r>
+        <w:rPr>
+          <w:rFonts w:ascii="Courier New" w:eastAsia="Times New Roman" w:hAnsi="Courier New" w:cs="Courier New"/>
+          <w:color w:val="BCBEC4"/>
+          <w:sz w:val="20"/>
+          <w:szCs w:val="20"/>
+          <w:lang w:eastAsia="ru-RU"/>
+        </w:rPr>
+        <w:t>M_step</w:t>
+      </w:r>
+      <w:proofErr w:type="spellEnd"/>
+      <w:r>
+        <w:rPr>
+          <w:rFonts w:ascii="Courier New" w:eastAsia="Times New Roman" w:hAnsi="Courier New" w:cs="Courier New"/>
+          <w:color w:val="BCBEC4"/>
+          <w:sz w:val="20"/>
+          <w:szCs w:val="20"/>
+          <w:lang w:eastAsia="ru-RU"/>
+        </w:rPr>
+        <w:t xml:space="preserve">) % </w:t>
+      </w:r>
+      <w:proofErr w:type="spellStart"/>
+      <w:r>
+        <w:rPr>
+          <w:rFonts w:ascii="Courier New" w:eastAsia="Times New Roman" w:hAnsi="Courier New" w:cs="Courier New"/>
+          <w:color w:val="BCBEC4"/>
+          <w:sz w:val="20"/>
+          <w:szCs w:val="20"/>
+          <w:lang w:eastAsia="ru-RU"/>
+        </w:rPr>
+        <w:t>modulus</w:t>
+      </w:r>
+      <w:proofErr w:type="spellEnd"/>
       <w:r>
         <w:rPr>
           <w:rFonts w:ascii="Courier New" w:eastAsia="Times New Roman" w:hAnsi="Courier New" w:cs="Courier New"/>
@@ -3590,7 +3957,51 @@
           <w:lang w:eastAsia="ru-RU"/>
         </w:rPr>
         <w:br/>
-        <w:t xml:space="preserve">    z.append(A / modulus)</w:t>
+        <w:t xml:space="preserve">    </w:t>
+      </w:r>
+      <w:proofErr w:type="spellStart"/>
+      <w:r>
+        <w:rPr>
+          <w:rFonts w:ascii="Courier New" w:eastAsia="Times New Roman" w:hAnsi="Courier New" w:cs="Courier New"/>
+          <w:color w:val="BCBEC4"/>
+          <w:sz w:val="20"/>
+          <w:szCs w:val="20"/>
+          <w:lang w:eastAsia="ru-RU"/>
+        </w:rPr>
+        <w:t>z.append</w:t>
+      </w:r>
+      <w:proofErr w:type="spellEnd"/>
+      <w:r>
+        <w:rPr>
+          <w:rFonts w:ascii="Courier New" w:eastAsia="Times New Roman" w:hAnsi="Courier New" w:cs="Courier New"/>
+          <w:color w:val="BCBEC4"/>
+          <w:sz w:val="20"/>
+          <w:szCs w:val="20"/>
+          <w:lang w:eastAsia="ru-RU"/>
+        </w:rPr>
+        <w:t xml:space="preserve">(A / </w:t>
+      </w:r>
+      <w:proofErr w:type="spellStart"/>
+      <w:r>
+        <w:rPr>
+          <w:rFonts w:ascii="Courier New" w:eastAsia="Times New Roman" w:hAnsi="Courier New" w:cs="Courier New"/>
+          <w:color w:val="BCBEC4"/>
+          <w:sz w:val="20"/>
+          <w:szCs w:val="20"/>
+          <w:lang w:eastAsia="ru-RU"/>
+        </w:rPr>
+        <w:t>modulus</w:t>
+      </w:r>
+      <w:proofErr w:type="spellEnd"/>
+      <w:r>
+        <w:rPr>
+          <w:rFonts w:ascii="Courier New" w:eastAsia="Times New Roman" w:hAnsi="Courier New" w:cs="Courier New"/>
+          <w:color w:val="BCBEC4"/>
+          <w:sz w:val="20"/>
+          <w:szCs w:val="20"/>
+          <w:lang w:eastAsia="ru-RU"/>
+        </w:rPr>
+        <w:t>)</w:t>
       </w:r>
       <w:r>
         <w:rPr>
@@ -3611,7 +4022,29 @@
           <w:lang w:eastAsia="ru-RU"/>
         </w:rPr>
         <w:br/>
-        <w:t>z = np.array(z)</w:t>
+        <w:t xml:space="preserve">z = </w:t>
+      </w:r>
+      <w:proofErr w:type="spellStart"/>
+      <w:r>
+        <w:rPr>
+          <w:rFonts w:ascii="Courier New" w:eastAsia="Times New Roman" w:hAnsi="Courier New" w:cs="Courier New"/>
+          <w:color w:val="BCBEC4"/>
+          <w:sz w:val="20"/>
+          <w:szCs w:val="20"/>
+          <w:lang w:eastAsia="ru-RU"/>
+        </w:rPr>
+        <w:t>np.array</w:t>
+      </w:r>
+      <w:proofErr w:type="spellEnd"/>
+      <w:r>
+        <w:rPr>
+          <w:rFonts w:ascii="Courier New" w:eastAsia="Times New Roman" w:hAnsi="Courier New" w:cs="Courier New"/>
+          <w:color w:val="BCBEC4"/>
+          <w:sz w:val="20"/>
+          <w:szCs w:val="20"/>
+          <w:lang w:eastAsia="ru-RU"/>
+        </w:rPr>
+        <w:t>(z)</w:t>
       </w:r>
       <w:r>
         <w:rPr>
@@ -3632,7 +4065,50 @@
           <w:lang w:eastAsia="ru-RU"/>
         </w:rPr>
         <w:br/>
-        <w:t>x_vals = np.array([-</w:t>
+      </w:r>
+      <w:proofErr w:type="spellStart"/>
+      <w:r>
+        <w:rPr>
+          <w:rFonts w:ascii="Courier New" w:eastAsia="Times New Roman" w:hAnsi="Courier New" w:cs="Courier New"/>
+          <w:color w:val="BCBEC4"/>
+          <w:sz w:val="20"/>
+          <w:szCs w:val="20"/>
+          <w:lang w:eastAsia="ru-RU"/>
+        </w:rPr>
+        <w:t>x_vals</w:t>
+      </w:r>
+      <w:proofErr w:type="spellEnd"/>
+      <w:r>
+        <w:rPr>
+          <w:rFonts w:ascii="Courier New" w:eastAsia="Times New Roman" w:hAnsi="Courier New" w:cs="Courier New"/>
+          <w:color w:val="BCBEC4"/>
+          <w:sz w:val="20"/>
+          <w:szCs w:val="20"/>
+          <w:lang w:eastAsia="ru-RU"/>
+        </w:rPr>
+        <w:t xml:space="preserve"> = </w:t>
+      </w:r>
+      <w:proofErr w:type="spellStart"/>
+      <w:r>
+        <w:rPr>
+          <w:rFonts w:ascii="Courier New" w:eastAsia="Times New Roman" w:hAnsi="Courier New" w:cs="Courier New"/>
+          <w:color w:val="BCBEC4"/>
+          <w:sz w:val="20"/>
+          <w:szCs w:val="20"/>
+          <w:lang w:eastAsia="ru-RU"/>
+        </w:rPr>
+        <w:t>np.array</w:t>
+      </w:r>
+      <w:proofErr w:type="spellEnd"/>
+      <w:r>
+        <w:rPr>
+          <w:rFonts w:ascii="Courier New" w:eastAsia="Times New Roman" w:hAnsi="Courier New" w:cs="Courier New"/>
+          <w:color w:val="BCBEC4"/>
+          <w:sz w:val="20"/>
+          <w:szCs w:val="20"/>
+          <w:lang w:eastAsia="ru-RU"/>
+        </w:rPr>
+        <w:t>([-</w:t>
       </w:r>
       <w:r>
         <w:rPr>
@@ -3783,7 +4259,50 @@
           <w:lang w:eastAsia="ru-RU"/>
         </w:rPr>
         <w:br/>
-        <w:t>p_vals = np.array([</w:t>
+      </w:r>
+      <w:proofErr w:type="spellStart"/>
+      <w:r>
+        <w:rPr>
+          <w:rFonts w:ascii="Courier New" w:eastAsia="Times New Roman" w:hAnsi="Courier New" w:cs="Courier New"/>
+          <w:color w:val="BCBEC4"/>
+          <w:sz w:val="20"/>
+          <w:szCs w:val="20"/>
+          <w:lang w:eastAsia="ru-RU"/>
+        </w:rPr>
+        <w:t>p_vals</w:t>
+      </w:r>
+      <w:proofErr w:type="spellEnd"/>
+      <w:r>
+        <w:rPr>
+          <w:rFonts w:ascii="Courier New" w:eastAsia="Times New Roman" w:hAnsi="Courier New" w:cs="Courier New"/>
+          <w:color w:val="BCBEC4"/>
+          <w:sz w:val="20"/>
+          <w:szCs w:val="20"/>
+          <w:lang w:eastAsia="ru-RU"/>
+        </w:rPr>
+        <w:t xml:space="preserve"> = </w:t>
+      </w:r>
+      <w:proofErr w:type="spellStart"/>
+      <w:r>
+        <w:rPr>
+          <w:rFonts w:ascii="Courier New" w:eastAsia="Times New Roman" w:hAnsi="Courier New" w:cs="Courier New"/>
+          <w:color w:val="BCBEC4"/>
+          <w:sz w:val="20"/>
+          <w:szCs w:val="20"/>
+          <w:lang w:eastAsia="ru-RU"/>
+        </w:rPr>
+        <w:t>np.array</w:t>
+      </w:r>
+      <w:proofErr w:type="spellEnd"/>
+      <w:r>
+        <w:rPr>
+          <w:rFonts w:ascii="Courier New" w:eastAsia="Times New Roman" w:hAnsi="Courier New" w:cs="Courier New"/>
+          <w:color w:val="BCBEC4"/>
+          <w:sz w:val="20"/>
+          <w:szCs w:val="20"/>
+          <w:lang w:eastAsia="ru-RU"/>
+        </w:rPr>
+        <w:t>([</w:t>
       </w:r>
       <w:r>
         <w:rPr>
@@ -3945,6 +4464,7 @@
         </w:rPr>
         <w:br/>
       </w:r>
+      <w:proofErr w:type="spellStart"/>
       <w:r>
         <w:rPr>
           <w:rFonts w:ascii="Courier New" w:eastAsia="Times New Roman" w:hAnsi="Courier New" w:cs="Courier New"/>
@@ -3955,6 +4475,7 @@
         </w:rPr>
         <w:t>print</w:t>
       </w:r>
+      <w:proofErr w:type="spellEnd"/>
       <w:r>
         <w:rPr>
           <w:rFonts w:ascii="Courier New" w:eastAsia="Times New Roman" w:hAnsi="Courier New" w:cs="Courier New"/>
@@ -3965,6 +4486,7 @@
         </w:rPr>
         <w:t>(</w:t>
       </w:r>
+      <w:proofErr w:type="spellStart"/>
       <w:r>
         <w:rPr>
           <w:rFonts w:ascii="Courier New" w:eastAsia="Times New Roman" w:hAnsi="Courier New" w:cs="Courier New"/>
@@ -3973,7 +4495,18 @@
           <w:szCs w:val="20"/>
           <w:lang w:eastAsia="ru-RU"/>
         </w:rPr>
-        <w:t xml:space="preserve">f"Сумма вероятностей: </w:t>
+        <w:t>f"Сумма</w:t>
+      </w:r>
+      <w:proofErr w:type="spellEnd"/>
+      <w:r>
+        <w:rPr>
+          <w:rFonts w:ascii="Courier New" w:eastAsia="Times New Roman" w:hAnsi="Courier New" w:cs="Courier New"/>
+          <w:color w:val="6AAB73"/>
+          <w:sz w:val="20"/>
+          <w:szCs w:val="20"/>
+          <w:lang w:eastAsia="ru-RU"/>
+        </w:rPr>
+        <w:t xml:space="preserve"> вероятностей: </w:t>
       </w:r>
       <w:r>
         <w:rPr>
@@ -3985,15 +4518,49 @@
         </w:rPr>
         <w:t>{</w:t>
       </w:r>
-      <w:r>
-        <w:rPr>
-          <w:rFonts w:ascii="Courier New" w:eastAsia="Times New Roman" w:hAnsi="Courier New" w:cs="Courier New"/>
-          <w:color w:val="BCBEC4"/>
-          <w:sz w:val="20"/>
-          <w:szCs w:val="20"/>
-          <w:lang w:eastAsia="ru-RU"/>
-        </w:rPr>
-        <w:t>np.sum(p_vals)</w:t>
+      <w:proofErr w:type="spellStart"/>
+      <w:r>
+        <w:rPr>
+          <w:rFonts w:ascii="Courier New" w:eastAsia="Times New Roman" w:hAnsi="Courier New" w:cs="Courier New"/>
+          <w:color w:val="BCBEC4"/>
+          <w:sz w:val="20"/>
+          <w:szCs w:val="20"/>
+          <w:lang w:eastAsia="ru-RU"/>
+        </w:rPr>
+        <w:t>np.sum</w:t>
+      </w:r>
+      <w:proofErr w:type="spellEnd"/>
+      <w:r>
+        <w:rPr>
+          <w:rFonts w:ascii="Courier New" w:eastAsia="Times New Roman" w:hAnsi="Courier New" w:cs="Courier New"/>
+          <w:color w:val="BCBEC4"/>
+          <w:sz w:val="20"/>
+          <w:szCs w:val="20"/>
+          <w:lang w:eastAsia="ru-RU"/>
+        </w:rPr>
+        <w:t>(</w:t>
+      </w:r>
+      <w:proofErr w:type="spellStart"/>
+      <w:r>
+        <w:rPr>
+          <w:rFonts w:ascii="Courier New" w:eastAsia="Times New Roman" w:hAnsi="Courier New" w:cs="Courier New"/>
+          <w:color w:val="BCBEC4"/>
+          <w:sz w:val="20"/>
+          <w:szCs w:val="20"/>
+          <w:lang w:eastAsia="ru-RU"/>
+        </w:rPr>
+        <w:t>p_vals</w:t>
+      </w:r>
+      <w:proofErr w:type="spellEnd"/>
+      <w:r>
+        <w:rPr>
+          <w:rFonts w:ascii="Courier New" w:eastAsia="Times New Roman" w:hAnsi="Courier New" w:cs="Courier New"/>
+          <w:color w:val="BCBEC4"/>
+          <w:sz w:val="20"/>
+          <w:szCs w:val="20"/>
+          <w:lang w:eastAsia="ru-RU"/>
+        </w:rPr>
+        <w:t>)</w:t>
       </w:r>
       <w:r>
         <w:rPr>
@@ -4044,7 +4611,72 @@
           <w:lang w:eastAsia="ru-RU"/>
         </w:rPr>
         <w:br/>
-        <w:t>cum_p = np.cumsum(p_vals)</w:t>
+      </w:r>
+      <w:proofErr w:type="spellStart"/>
+      <w:r>
+        <w:rPr>
+          <w:rFonts w:ascii="Courier New" w:eastAsia="Times New Roman" w:hAnsi="Courier New" w:cs="Courier New"/>
+          <w:color w:val="BCBEC4"/>
+          <w:sz w:val="20"/>
+          <w:szCs w:val="20"/>
+          <w:lang w:eastAsia="ru-RU"/>
+        </w:rPr>
+        <w:t>cum_p</w:t>
+      </w:r>
+      <w:proofErr w:type="spellEnd"/>
+      <w:r>
+        <w:rPr>
+          <w:rFonts w:ascii="Courier New" w:eastAsia="Times New Roman" w:hAnsi="Courier New" w:cs="Courier New"/>
+          <w:color w:val="BCBEC4"/>
+          <w:sz w:val="20"/>
+          <w:szCs w:val="20"/>
+          <w:lang w:eastAsia="ru-RU"/>
+        </w:rPr>
+        <w:t xml:space="preserve"> = </w:t>
+      </w:r>
+      <w:proofErr w:type="spellStart"/>
+      <w:r>
+        <w:rPr>
+          <w:rFonts w:ascii="Courier New" w:eastAsia="Times New Roman" w:hAnsi="Courier New" w:cs="Courier New"/>
+          <w:color w:val="BCBEC4"/>
+          <w:sz w:val="20"/>
+          <w:szCs w:val="20"/>
+          <w:lang w:eastAsia="ru-RU"/>
+        </w:rPr>
+        <w:t>np.cumsum</w:t>
+      </w:r>
+      <w:proofErr w:type="spellEnd"/>
+      <w:r>
+        <w:rPr>
+          <w:rFonts w:ascii="Courier New" w:eastAsia="Times New Roman" w:hAnsi="Courier New" w:cs="Courier New"/>
+          <w:color w:val="BCBEC4"/>
+          <w:sz w:val="20"/>
+          <w:szCs w:val="20"/>
+          <w:lang w:eastAsia="ru-RU"/>
+        </w:rPr>
+        <w:t>(</w:t>
+      </w:r>
+      <w:proofErr w:type="spellStart"/>
+      <w:r>
+        <w:rPr>
+          <w:rFonts w:ascii="Courier New" w:eastAsia="Times New Roman" w:hAnsi="Courier New" w:cs="Courier New"/>
+          <w:color w:val="BCBEC4"/>
+          <w:sz w:val="20"/>
+          <w:szCs w:val="20"/>
+          <w:lang w:eastAsia="ru-RU"/>
+        </w:rPr>
+        <w:t>p_vals</w:t>
+      </w:r>
+      <w:proofErr w:type="spellEnd"/>
+      <w:r>
+        <w:rPr>
+          <w:rFonts w:ascii="Courier New" w:eastAsia="Times New Roman" w:hAnsi="Courier New" w:cs="Courier New"/>
+          <w:color w:val="BCBEC4"/>
+          <w:sz w:val="20"/>
+          <w:szCs w:val="20"/>
+          <w:lang w:eastAsia="ru-RU"/>
+        </w:rPr>
+        <w:t>)</w:t>
       </w:r>
       <w:r>
         <w:rPr>
@@ -4065,7 +4697,28 @@
           <w:lang w:eastAsia="ru-RU"/>
         </w:rPr>
         <w:br/>
-        <w:t>generated_x = []</w:t>
+      </w:r>
+      <w:proofErr w:type="spellStart"/>
+      <w:r>
+        <w:rPr>
+          <w:rFonts w:ascii="Courier New" w:eastAsia="Times New Roman" w:hAnsi="Courier New" w:cs="Courier New"/>
+          <w:color w:val="BCBEC4"/>
+          <w:sz w:val="20"/>
+          <w:szCs w:val="20"/>
+          <w:lang w:eastAsia="ru-RU"/>
+        </w:rPr>
+        <w:t>generated_x</w:t>
+      </w:r>
+      <w:proofErr w:type="spellEnd"/>
+      <w:r>
+        <w:rPr>
+          <w:rFonts w:ascii="Courier New" w:eastAsia="Times New Roman" w:hAnsi="Courier New" w:cs="Courier New"/>
+          <w:color w:val="BCBEC4"/>
+          <w:sz w:val="20"/>
+          <w:szCs w:val="20"/>
+          <w:lang w:eastAsia="ru-RU"/>
+        </w:rPr>
+        <w:t xml:space="preserve"> = []</w:t>
       </w:r>
       <w:r>
         <w:rPr>
@@ -4087,6 +4740,7 @@
         </w:rPr>
         <w:br/>
       </w:r>
+      <w:proofErr w:type="spellStart"/>
       <w:r>
         <w:rPr>
           <w:rFonts w:ascii="Courier New" w:eastAsia="Times New Roman" w:hAnsi="Courier New" w:cs="Courier New"/>
@@ -4095,18 +4749,9 @@
           <w:szCs w:val="20"/>
           <w:lang w:eastAsia="ru-RU"/>
         </w:rPr>
-        <w:t xml:space="preserve">for </w:t>
-      </w:r>
-      <w:r>
-        <w:rPr>
-          <w:rFonts w:ascii="Courier New" w:eastAsia="Times New Roman" w:hAnsi="Courier New" w:cs="Courier New"/>
-          <w:color w:val="BCBEC4"/>
-          <w:sz w:val="20"/>
-          <w:szCs w:val="20"/>
-          <w:lang w:eastAsia="ru-RU"/>
-        </w:rPr>
-        <w:t xml:space="preserve">r_val </w:t>
-      </w:r>
+        <w:t>for</w:t>
+      </w:r>
+      <w:proofErr w:type="spellEnd"/>
       <w:r>
         <w:rPr>
           <w:rFonts w:ascii="Courier New" w:eastAsia="Times New Roman" w:hAnsi="Courier New" w:cs="Courier New"/>
@@ -4115,7 +4760,51 @@
           <w:szCs w:val="20"/>
           <w:lang w:eastAsia="ru-RU"/>
         </w:rPr>
-        <w:t xml:space="preserve">in </w:t>
+        <w:t xml:space="preserve"> </w:t>
+      </w:r>
+      <w:proofErr w:type="spellStart"/>
+      <w:r>
+        <w:rPr>
+          <w:rFonts w:ascii="Courier New" w:eastAsia="Times New Roman" w:hAnsi="Courier New" w:cs="Courier New"/>
+          <w:color w:val="BCBEC4"/>
+          <w:sz w:val="20"/>
+          <w:szCs w:val="20"/>
+          <w:lang w:eastAsia="ru-RU"/>
+        </w:rPr>
+        <w:t>r_val</w:t>
+      </w:r>
+      <w:proofErr w:type="spellEnd"/>
+      <w:r>
+        <w:rPr>
+          <w:rFonts w:ascii="Courier New" w:eastAsia="Times New Roman" w:hAnsi="Courier New" w:cs="Courier New"/>
+          <w:color w:val="BCBEC4"/>
+          <w:sz w:val="20"/>
+          <w:szCs w:val="20"/>
+          <w:lang w:eastAsia="ru-RU"/>
+        </w:rPr>
+        <w:t xml:space="preserve"> </w:t>
+      </w:r>
+      <w:proofErr w:type="spellStart"/>
+      <w:r>
+        <w:rPr>
+          <w:rFonts w:ascii="Courier New" w:eastAsia="Times New Roman" w:hAnsi="Courier New" w:cs="Courier New"/>
+          <w:color w:val="CF8E6D"/>
+          <w:sz w:val="20"/>
+          <w:szCs w:val="20"/>
+          <w:lang w:eastAsia="ru-RU"/>
+        </w:rPr>
+        <w:t>in</w:t>
+      </w:r>
+      <w:proofErr w:type="spellEnd"/>
+      <w:r>
+        <w:rPr>
+          <w:rFonts w:ascii="Courier New" w:eastAsia="Times New Roman" w:hAnsi="Courier New" w:cs="Courier New"/>
+          <w:color w:val="CF8E6D"/>
+          <w:sz w:val="20"/>
+          <w:szCs w:val="20"/>
+          <w:lang w:eastAsia="ru-RU"/>
+        </w:rPr>
+        <w:t xml:space="preserve"> </w:t>
       </w:r>
       <w:r>
         <w:rPr>
@@ -4136,7 +4825,95 @@
           <w:lang w:eastAsia="ru-RU"/>
         </w:rPr>
         <w:br/>
-        <w:t xml:space="preserve">    idx = np.searchsorted(cum_p, r_val)</w:t>
+        <w:t xml:space="preserve">    </w:t>
+      </w:r>
+      <w:proofErr w:type="spellStart"/>
+      <w:r>
+        <w:rPr>
+          <w:rFonts w:ascii="Courier New" w:eastAsia="Times New Roman" w:hAnsi="Courier New" w:cs="Courier New"/>
+          <w:color w:val="BCBEC4"/>
+          <w:sz w:val="20"/>
+          <w:szCs w:val="20"/>
+          <w:lang w:eastAsia="ru-RU"/>
+        </w:rPr>
+        <w:t>idx</w:t>
+      </w:r>
+      <w:proofErr w:type="spellEnd"/>
+      <w:r>
+        <w:rPr>
+          <w:rFonts w:ascii="Courier New" w:eastAsia="Times New Roman" w:hAnsi="Courier New" w:cs="Courier New"/>
+          <w:color w:val="BCBEC4"/>
+          <w:sz w:val="20"/>
+          <w:szCs w:val="20"/>
+          <w:lang w:eastAsia="ru-RU"/>
+        </w:rPr>
+        <w:t xml:space="preserve"> = </w:t>
+      </w:r>
+      <w:proofErr w:type="spellStart"/>
+      <w:r>
+        <w:rPr>
+          <w:rFonts w:ascii="Courier New" w:eastAsia="Times New Roman" w:hAnsi="Courier New" w:cs="Courier New"/>
+          <w:color w:val="BCBEC4"/>
+          <w:sz w:val="20"/>
+          <w:szCs w:val="20"/>
+          <w:lang w:eastAsia="ru-RU"/>
+        </w:rPr>
+        <w:t>np.searchsorted</w:t>
+      </w:r>
+      <w:proofErr w:type="spellEnd"/>
+      <w:r>
+        <w:rPr>
+          <w:rFonts w:ascii="Courier New" w:eastAsia="Times New Roman" w:hAnsi="Courier New" w:cs="Courier New"/>
+          <w:color w:val="BCBEC4"/>
+          <w:sz w:val="20"/>
+          <w:szCs w:val="20"/>
+          <w:lang w:eastAsia="ru-RU"/>
+        </w:rPr>
+        <w:t>(</w:t>
+      </w:r>
+      <w:proofErr w:type="spellStart"/>
+      <w:r>
+        <w:rPr>
+          <w:rFonts w:ascii="Courier New" w:eastAsia="Times New Roman" w:hAnsi="Courier New" w:cs="Courier New"/>
+          <w:color w:val="BCBEC4"/>
+          <w:sz w:val="20"/>
+          <w:szCs w:val="20"/>
+          <w:lang w:eastAsia="ru-RU"/>
+        </w:rPr>
+        <w:t>cum_p</w:t>
+      </w:r>
+      <w:proofErr w:type="spellEnd"/>
+      <w:r>
+        <w:rPr>
+          <w:rFonts w:ascii="Courier New" w:eastAsia="Times New Roman" w:hAnsi="Courier New" w:cs="Courier New"/>
+          <w:color w:val="BCBEC4"/>
+          <w:sz w:val="20"/>
+          <w:szCs w:val="20"/>
+          <w:lang w:eastAsia="ru-RU"/>
+        </w:rPr>
+        <w:t xml:space="preserve">, </w:t>
+      </w:r>
+      <w:proofErr w:type="spellStart"/>
+      <w:r>
+        <w:rPr>
+          <w:rFonts w:ascii="Courier New" w:eastAsia="Times New Roman" w:hAnsi="Courier New" w:cs="Courier New"/>
+          <w:color w:val="BCBEC4"/>
+          <w:sz w:val="20"/>
+          <w:szCs w:val="20"/>
+          <w:lang w:eastAsia="ru-RU"/>
+        </w:rPr>
+        <w:t>r_val</w:t>
+      </w:r>
+      <w:proofErr w:type="spellEnd"/>
+      <w:r>
+        <w:rPr>
+          <w:rFonts w:ascii="Courier New" w:eastAsia="Times New Roman" w:hAnsi="Courier New" w:cs="Courier New"/>
+          <w:color w:val="BCBEC4"/>
+          <w:sz w:val="20"/>
+          <w:szCs w:val="20"/>
+          <w:lang w:eastAsia="ru-RU"/>
+        </w:rPr>
+        <w:t>)</w:t>
       </w:r>
       <w:r>
         <w:rPr>
@@ -4147,7 +4924,73 @@
           <w:lang w:eastAsia="ru-RU"/>
         </w:rPr>
         <w:br/>
-        <w:t xml:space="preserve">    generated_x.append(x_vals[idx])</w:t>
+        <w:t xml:space="preserve">    </w:t>
+      </w:r>
+      <w:proofErr w:type="spellStart"/>
+      <w:r>
+        <w:rPr>
+          <w:rFonts w:ascii="Courier New" w:eastAsia="Times New Roman" w:hAnsi="Courier New" w:cs="Courier New"/>
+          <w:color w:val="BCBEC4"/>
+          <w:sz w:val="20"/>
+          <w:szCs w:val="20"/>
+          <w:lang w:eastAsia="ru-RU"/>
+        </w:rPr>
+        <w:t>generated_x.append</w:t>
+      </w:r>
+      <w:proofErr w:type="spellEnd"/>
+      <w:r>
+        <w:rPr>
+          <w:rFonts w:ascii="Courier New" w:eastAsia="Times New Roman" w:hAnsi="Courier New" w:cs="Courier New"/>
+          <w:color w:val="BCBEC4"/>
+          <w:sz w:val="20"/>
+          <w:szCs w:val="20"/>
+          <w:lang w:eastAsia="ru-RU"/>
+        </w:rPr>
+        <w:t>(</w:t>
+      </w:r>
+      <w:proofErr w:type="spellStart"/>
+      <w:r>
+        <w:rPr>
+          <w:rFonts w:ascii="Courier New" w:eastAsia="Times New Roman" w:hAnsi="Courier New" w:cs="Courier New"/>
+          <w:color w:val="BCBEC4"/>
+          <w:sz w:val="20"/>
+          <w:szCs w:val="20"/>
+          <w:lang w:eastAsia="ru-RU"/>
+        </w:rPr>
+        <w:t>x_vals</w:t>
+      </w:r>
+      <w:proofErr w:type="spellEnd"/>
+      <w:r>
+        <w:rPr>
+          <w:rFonts w:ascii="Courier New" w:eastAsia="Times New Roman" w:hAnsi="Courier New" w:cs="Courier New"/>
+          <w:color w:val="BCBEC4"/>
+          <w:sz w:val="20"/>
+          <w:szCs w:val="20"/>
+          <w:lang w:eastAsia="ru-RU"/>
+        </w:rPr>
+        <w:t>[</w:t>
+      </w:r>
+      <w:proofErr w:type="spellStart"/>
+      <w:r>
+        <w:rPr>
+          <w:rFonts w:ascii="Courier New" w:eastAsia="Times New Roman" w:hAnsi="Courier New" w:cs="Courier New"/>
+          <w:color w:val="BCBEC4"/>
+          <w:sz w:val="20"/>
+          <w:szCs w:val="20"/>
+          <w:lang w:eastAsia="ru-RU"/>
+        </w:rPr>
+        <w:t>idx</w:t>
+      </w:r>
+      <w:proofErr w:type="spellEnd"/>
+      <w:r>
+        <w:rPr>
+          <w:rFonts w:ascii="Courier New" w:eastAsia="Times New Roman" w:hAnsi="Courier New" w:cs="Courier New"/>
+          <w:color w:val="BCBEC4"/>
+          <w:sz w:val="20"/>
+          <w:szCs w:val="20"/>
+          <w:lang w:eastAsia="ru-RU"/>
+        </w:rPr>
+        <w:t>])</w:t>
       </w:r>
       <w:r>
         <w:rPr>
@@ -4168,7 +5011,72 @@
           <w:lang w:eastAsia="ru-RU"/>
         </w:rPr>
         <w:br/>
-        <w:t>generated_x = np.array(generated_x)</w:t>
+      </w:r>
+      <w:proofErr w:type="spellStart"/>
+      <w:r>
+        <w:rPr>
+          <w:rFonts w:ascii="Courier New" w:eastAsia="Times New Roman" w:hAnsi="Courier New" w:cs="Courier New"/>
+          <w:color w:val="BCBEC4"/>
+          <w:sz w:val="20"/>
+          <w:szCs w:val="20"/>
+          <w:lang w:eastAsia="ru-RU"/>
+        </w:rPr>
+        <w:t>generated_x</w:t>
+      </w:r>
+      <w:proofErr w:type="spellEnd"/>
+      <w:r>
+        <w:rPr>
+          <w:rFonts w:ascii="Courier New" w:eastAsia="Times New Roman" w:hAnsi="Courier New" w:cs="Courier New"/>
+          <w:color w:val="BCBEC4"/>
+          <w:sz w:val="20"/>
+          <w:szCs w:val="20"/>
+          <w:lang w:eastAsia="ru-RU"/>
+        </w:rPr>
+        <w:t xml:space="preserve"> = </w:t>
+      </w:r>
+      <w:proofErr w:type="spellStart"/>
+      <w:r>
+        <w:rPr>
+          <w:rFonts w:ascii="Courier New" w:eastAsia="Times New Roman" w:hAnsi="Courier New" w:cs="Courier New"/>
+          <w:color w:val="BCBEC4"/>
+          <w:sz w:val="20"/>
+          <w:szCs w:val="20"/>
+          <w:lang w:eastAsia="ru-RU"/>
+        </w:rPr>
+        <w:t>np.array</w:t>
+      </w:r>
+      <w:proofErr w:type="spellEnd"/>
+      <w:r>
+        <w:rPr>
+          <w:rFonts w:ascii="Courier New" w:eastAsia="Times New Roman" w:hAnsi="Courier New" w:cs="Courier New"/>
+          <w:color w:val="BCBEC4"/>
+          <w:sz w:val="20"/>
+          <w:szCs w:val="20"/>
+          <w:lang w:eastAsia="ru-RU"/>
+        </w:rPr>
+        <w:t>(</w:t>
+      </w:r>
+      <w:proofErr w:type="spellStart"/>
+      <w:r>
+        <w:rPr>
+          <w:rFonts w:ascii="Courier New" w:eastAsia="Times New Roman" w:hAnsi="Courier New" w:cs="Courier New"/>
+          <w:color w:val="BCBEC4"/>
+          <w:sz w:val="20"/>
+          <w:szCs w:val="20"/>
+          <w:lang w:eastAsia="ru-RU"/>
+        </w:rPr>
+        <w:t>generated_x</w:t>
+      </w:r>
+      <w:proofErr w:type="spellEnd"/>
+      <w:r>
+        <w:rPr>
+          <w:rFonts w:ascii="Courier New" w:eastAsia="Times New Roman" w:hAnsi="Courier New" w:cs="Courier New"/>
+          <w:color w:val="BCBEC4"/>
+          <w:sz w:val="20"/>
+          <w:szCs w:val="20"/>
+          <w:lang w:eastAsia="ru-RU"/>
+        </w:rPr>
+        <w:t>)</w:t>
       </w:r>
       <w:r>
         <w:rPr>
@@ -4189,7 +5097,94 @@
           <w:lang w:eastAsia="ru-RU"/>
         </w:rPr>
         <w:br/>
-        <w:t>M_theor = np.sum(x_vals * p_vals)</w:t>
+      </w:r>
+      <w:proofErr w:type="spellStart"/>
+      <w:r>
+        <w:rPr>
+          <w:rFonts w:ascii="Courier New" w:eastAsia="Times New Roman" w:hAnsi="Courier New" w:cs="Courier New"/>
+          <w:color w:val="BCBEC4"/>
+          <w:sz w:val="20"/>
+          <w:szCs w:val="20"/>
+          <w:lang w:eastAsia="ru-RU"/>
+        </w:rPr>
+        <w:t>M_theor</w:t>
+      </w:r>
+      <w:proofErr w:type="spellEnd"/>
+      <w:r>
+        <w:rPr>
+          <w:rFonts w:ascii="Courier New" w:eastAsia="Times New Roman" w:hAnsi="Courier New" w:cs="Courier New"/>
+          <w:color w:val="BCBEC4"/>
+          <w:sz w:val="20"/>
+          <w:szCs w:val="20"/>
+          <w:lang w:eastAsia="ru-RU"/>
+        </w:rPr>
+        <w:t xml:space="preserve"> = </w:t>
+      </w:r>
+      <w:proofErr w:type="spellStart"/>
+      <w:r>
+        <w:rPr>
+          <w:rFonts w:ascii="Courier New" w:eastAsia="Times New Roman" w:hAnsi="Courier New" w:cs="Courier New"/>
+          <w:color w:val="BCBEC4"/>
+          <w:sz w:val="20"/>
+          <w:szCs w:val="20"/>
+          <w:lang w:eastAsia="ru-RU"/>
+        </w:rPr>
+        <w:t>np.sum</w:t>
+      </w:r>
+      <w:proofErr w:type="spellEnd"/>
+      <w:r>
+        <w:rPr>
+          <w:rFonts w:ascii="Courier New" w:eastAsia="Times New Roman" w:hAnsi="Courier New" w:cs="Courier New"/>
+          <w:color w:val="BCBEC4"/>
+          <w:sz w:val="20"/>
+          <w:szCs w:val="20"/>
+          <w:lang w:eastAsia="ru-RU"/>
+        </w:rPr>
+        <w:t>(</w:t>
+      </w:r>
+      <w:proofErr w:type="spellStart"/>
+      <w:r>
+        <w:rPr>
+          <w:rFonts w:ascii="Courier New" w:eastAsia="Times New Roman" w:hAnsi="Courier New" w:cs="Courier New"/>
+          <w:color w:val="BCBEC4"/>
+          <w:sz w:val="20"/>
+          <w:szCs w:val="20"/>
+          <w:lang w:eastAsia="ru-RU"/>
+        </w:rPr>
+        <w:t>x_vals</w:t>
+      </w:r>
+      <w:proofErr w:type="spellEnd"/>
+      <w:r>
+        <w:rPr>
+          <w:rFonts w:ascii="Courier New" w:eastAsia="Times New Roman" w:hAnsi="Courier New" w:cs="Courier New"/>
+          <w:color w:val="BCBEC4"/>
+          <w:sz w:val="20"/>
+          <w:szCs w:val="20"/>
+          <w:lang w:eastAsia="ru-RU"/>
+        </w:rPr>
+        <w:t xml:space="preserve"> * </w:t>
+      </w:r>
+      <w:proofErr w:type="spellStart"/>
+      <w:r>
+        <w:rPr>
+          <w:rFonts w:ascii="Courier New" w:eastAsia="Times New Roman" w:hAnsi="Courier New" w:cs="Courier New"/>
+          <w:color w:val="BCBEC4"/>
+          <w:sz w:val="20"/>
+          <w:szCs w:val="20"/>
+          <w:lang w:eastAsia="ru-RU"/>
+        </w:rPr>
+        <w:t>p_vals</w:t>
+      </w:r>
+      <w:proofErr w:type="spellEnd"/>
+      <w:r>
+        <w:rPr>
+          <w:rFonts w:ascii="Courier New" w:eastAsia="Times New Roman" w:hAnsi="Courier New" w:cs="Courier New"/>
+          <w:color w:val="BCBEC4"/>
+          <w:sz w:val="20"/>
+          <w:szCs w:val="20"/>
+          <w:lang w:eastAsia="ru-RU"/>
+        </w:rPr>
+        <w:t>)</w:t>
       </w:r>
       <w:r>
         <w:rPr>
@@ -4200,7 +5195,116 @@
           <w:lang w:eastAsia="ru-RU"/>
         </w:rPr>
         <w:br/>
-        <w:t>D_theor = np.sum(p_vals * (x_vals - M_theor)**</w:t>
+      </w:r>
+      <w:proofErr w:type="spellStart"/>
+      <w:r>
+        <w:rPr>
+          <w:rFonts w:ascii="Courier New" w:eastAsia="Times New Roman" w:hAnsi="Courier New" w:cs="Courier New"/>
+          <w:color w:val="BCBEC4"/>
+          <w:sz w:val="20"/>
+          <w:szCs w:val="20"/>
+          <w:lang w:eastAsia="ru-RU"/>
+        </w:rPr>
+        <w:t>D_theor</w:t>
+      </w:r>
+      <w:proofErr w:type="spellEnd"/>
+      <w:r>
+        <w:rPr>
+          <w:rFonts w:ascii="Courier New" w:eastAsia="Times New Roman" w:hAnsi="Courier New" w:cs="Courier New"/>
+          <w:color w:val="BCBEC4"/>
+          <w:sz w:val="20"/>
+          <w:szCs w:val="20"/>
+          <w:lang w:eastAsia="ru-RU"/>
+        </w:rPr>
+        <w:t xml:space="preserve"> = </w:t>
+      </w:r>
+      <w:proofErr w:type="spellStart"/>
+      <w:r>
+        <w:rPr>
+          <w:rFonts w:ascii="Courier New" w:eastAsia="Times New Roman" w:hAnsi="Courier New" w:cs="Courier New"/>
+          <w:color w:val="BCBEC4"/>
+          <w:sz w:val="20"/>
+          <w:szCs w:val="20"/>
+          <w:lang w:eastAsia="ru-RU"/>
+        </w:rPr>
+        <w:t>np.sum</w:t>
+      </w:r>
+      <w:proofErr w:type="spellEnd"/>
+      <w:r>
+        <w:rPr>
+          <w:rFonts w:ascii="Courier New" w:eastAsia="Times New Roman" w:hAnsi="Courier New" w:cs="Courier New"/>
+          <w:color w:val="BCBEC4"/>
+          <w:sz w:val="20"/>
+          <w:szCs w:val="20"/>
+          <w:lang w:eastAsia="ru-RU"/>
+        </w:rPr>
+        <w:t>(</w:t>
+      </w:r>
+      <w:proofErr w:type="spellStart"/>
+      <w:r>
+        <w:rPr>
+          <w:rFonts w:ascii="Courier New" w:eastAsia="Times New Roman" w:hAnsi="Courier New" w:cs="Courier New"/>
+          <w:color w:val="BCBEC4"/>
+          <w:sz w:val="20"/>
+          <w:szCs w:val="20"/>
+          <w:lang w:eastAsia="ru-RU"/>
+        </w:rPr>
+        <w:t>p_vals</w:t>
+      </w:r>
+      <w:proofErr w:type="spellEnd"/>
+      <w:r>
+        <w:rPr>
+          <w:rFonts w:ascii="Courier New" w:eastAsia="Times New Roman" w:hAnsi="Courier New" w:cs="Courier New"/>
+          <w:color w:val="BCBEC4"/>
+          <w:sz w:val="20"/>
+          <w:szCs w:val="20"/>
+          <w:lang w:eastAsia="ru-RU"/>
+        </w:rPr>
+        <w:t xml:space="preserve"> * (</w:t>
+      </w:r>
+      <w:proofErr w:type="spellStart"/>
+      <w:r>
+        <w:rPr>
+          <w:rFonts w:ascii="Courier New" w:eastAsia="Times New Roman" w:hAnsi="Courier New" w:cs="Courier New"/>
+          <w:color w:val="BCBEC4"/>
+          <w:sz w:val="20"/>
+          <w:szCs w:val="20"/>
+          <w:lang w:eastAsia="ru-RU"/>
+        </w:rPr>
+        <w:t>x_vals</w:t>
+      </w:r>
+      <w:proofErr w:type="spellEnd"/>
+      <w:r>
+        <w:rPr>
+          <w:rFonts w:ascii="Courier New" w:eastAsia="Times New Roman" w:hAnsi="Courier New" w:cs="Courier New"/>
+          <w:color w:val="BCBEC4"/>
+          <w:sz w:val="20"/>
+          <w:szCs w:val="20"/>
+          <w:lang w:eastAsia="ru-RU"/>
+        </w:rPr>
+        <w:t xml:space="preserve"> - </w:t>
+      </w:r>
+      <w:proofErr w:type="spellStart"/>
+      <w:r>
+        <w:rPr>
+          <w:rFonts w:ascii="Courier New" w:eastAsia="Times New Roman" w:hAnsi="Courier New" w:cs="Courier New"/>
+          <w:color w:val="BCBEC4"/>
+          <w:sz w:val="20"/>
+          <w:szCs w:val="20"/>
+          <w:lang w:eastAsia="ru-RU"/>
+        </w:rPr>
+        <w:t>M_theor</w:t>
+      </w:r>
+      <w:proofErr w:type="spellEnd"/>
+      <w:r>
+        <w:rPr>
+          <w:rFonts w:ascii="Courier New" w:eastAsia="Times New Roman" w:hAnsi="Courier New" w:cs="Courier New"/>
+          <w:color w:val="BCBEC4"/>
+          <w:sz w:val="20"/>
+          <w:szCs w:val="20"/>
+          <w:lang w:eastAsia="ru-RU"/>
+        </w:rPr>
+        <w:t>)**</w:t>
       </w:r>
       <w:r>
         <w:rPr>
@@ -4241,7 +5345,72 @@
           <w:lang w:eastAsia="ru-RU"/>
         </w:rPr>
         <w:br/>
-        <w:t>M_emp = np.mean(generated_x)</w:t>
+      </w:r>
+      <w:proofErr w:type="spellStart"/>
+      <w:r>
+        <w:rPr>
+          <w:rFonts w:ascii="Courier New" w:eastAsia="Times New Roman" w:hAnsi="Courier New" w:cs="Courier New"/>
+          <w:color w:val="BCBEC4"/>
+          <w:sz w:val="20"/>
+          <w:szCs w:val="20"/>
+          <w:lang w:eastAsia="ru-RU"/>
+        </w:rPr>
+        <w:t>M_emp</w:t>
+      </w:r>
+      <w:proofErr w:type="spellEnd"/>
+      <w:r>
+        <w:rPr>
+          <w:rFonts w:ascii="Courier New" w:eastAsia="Times New Roman" w:hAnsi="Courier New" w:cs="Courier New"/>
+          <w:color w:val="BCBEC4"/>
+          <w:sz w:val="20"/>
+          <w:szCs w:val="20"/>
+          <w:lang w:eastAsia="ru-RU"/>
+        </w:rPr>
+        <w:t xml:space="preserve"> = </w:t>
+      </w:r>
+      <w:proofErr w:type="spellStart"/>
+      <w:r>
+        <w:rPr>
+          <w:rFonts w:ascii="Courier New" w:eastAsia="Times New Roman" w:hAnsi="Courier New" w:cs="Courier New"/>
+          <w:color w:val="BCBEC4"/>
+          <w:sz w:val="20"/>
+          <w:szCs w:val="20"/>
+          <w:lang w:eastAsia="ru-RU"/>
+        </w:rPr>
+        <w:t>np.mean</w:t>
+      </w:r>
+      <w:proofErr w:type="spellEnd"/>
+      <w:r>
+        <w:rPr>
+          <w:rFonts w:ascii="Courier New" w:eastAsia="Times New Roman" w:hAnsi="Courier New" w:cs="Courier New"/>
+          <w:color w:val="BCBEC4"/>
+          <w:sz w:val="20"/>
+          <w:szCs w:val="20"/>
+          <w:lang w:eastAsia="ru-RU"/>
+        </w:rPr>
+        <w:t>(</w:t>
+      </w:r>
+      <w:proofErr w:type="spellStart"/>
+      <w:r>
+        <w:rPr>
+          <w:rFonts w:ascii="Courier New" w:eastAsia="Times New Roman" w:hAnsi="Courier New" w:cs="Courier New"/>
+          <w:color w:val="BCBEC4"/>
+          <w:sz w:val="20"/>
+          <w:szCs w:val="20"/>
+          <w:lang w:eastAsia="ru-RU"/>
+        </w:rPr>
+        <w:t>generated_x</w:t>
+      </w:r>
+      <w:proofErr w:type="spellEnd"/>
+      <w:r>
+        <w:rPr>
+          <w:rFonts w:ascii="Courier New" w:eastAsia="Times New Roman" w:hAnsi="Courier New" w:cs="Courier New"/>
+          <w:color w:val="BCBEC4"/>
+          <w:sz w:val="20"/>
+          <w:szCs w:val="20"/>
+          <w:lang w:eastAsia="ru-RU"/>
+        </w:rPr>
+        <w:t>)</w:t>
       </w:r>
       <w:r>
         <w:rPr>
@@ -4252,8 +5421,74 @@
           <w:lang w:eastAsia="ru-RU"/>
         </w:rPr>
         <w:br/>
-        <w:t xml:space="preserve">D_emp = np.var(generated_x, </w:t>
-      </w:r>
+      </w:r>
+      <w:proofErr w:type="spellStart"/>
+      <w:r>
+        <w:rPr>
+          <w:rFonts w:ascii="Courier New" w:eastAsia="Times New Roman" w:hAnsi="Courier New" w:cs="Courier New"/>
+          <w:color w:val="BCBEC4"/>
+          <w:sz w:val="20"/>
+          <w:szCs w:val="20"/>
+          <w:lang w:eastAsia="ru-RU"/>
+        </w:rPr>
+        <w:t>D_emp</w:t>
+      </w:r>
+      <w:proofErr w:type="spellEnd"/>
+      <w:r>
+        <w:rPr>
+          <w:rFonts w:ascii="Courier New" w:eastAsia="Times New Roman" w:hAnsi="Courier New" w:cs="Courier New"/>
+          <w:color w:val="BCBEC4"/>
+          <w:sz w:val="20"/>
+          <w:szCs w:val="20"/>
+          <w:lang w:eastAsia="ru-RU"/>
+        </w:rPr>
+        <w:t xml:space="preserve"> = </w:t>
+      </w:r>
+      <w:proofErr w:type="spellStart"/>
+      <w:r>
+        <w:rPr>
+          <w:rFonts w:ascii="Courier New" w:eastAsia="Times New Roman" w:hAnsi="Courier New" w:cs="Courier New"/>
+          <w:color w:val="BCBEC4"/>
+          <w:sz w:val="20"/>
+          <w:szCs w:val="20"/>
+          <w:lang w:eastAsia="ru-RU"/>
+        </w:rPr>
+        <w:t>np.var</w:t>
+      </w:r>
+      <w:proofErr w:type="spellEnd"/>
+      <w:r>
+        <w:rPr>
+          <w:rFonts w:ascii="Courier New" w:eastAsia="Times New Roman" w:hAnsi="Courier New" w:cs="Courier New"/>
+          <w:color w:val="BCBEC4"/>
+          <w:sz w:val="20"/>
+          <w:szCs w:val="20"/>
+          <w:lang w:eastAsia="ru-RU"/>
+        </w:rPr>
+        <w:t>(</w:t>
+      </w:r>
+      <w:proofErr w:type="spellStart"/>
+      <w:r>
+        <w:rPr>
+          <w:rFonts w:ascii="Courier New" w:eastAsia="Times New Roman" w:hAnsi="Courier New" w:cs="Courier New"/>
+          <w:color w:val="BCBEC4"/>
+          <w:sz w:val="20"/>
+          <w:szCs w:val="20"/>
+          <w:lang w:eastAsia="ru-RU"/>
+        </w:rPr>
+        <w:t>generated_x</w:t>
+      </w:r>
+      <w:proofErr w:type="spellEnd"/>
+      <w:r>
+        <w:rPr>
+          <w:rFonts w:ascii="Courier New" w:eastAsia="Times New Roman" w:hAnsi="Courier New" w:cs="Courier New"/>
+          <w:color w:val="BCBEC4"/>
+          <w:sz w:val="20"/>
+          <w:szCs w:val="20"/>
+          <w:lang w:eastAsia="ru-RU"/>
+        </w:rPr>
+        <w:t xml:space="preserve">, </w:t>
+      </w:r>
+      <w:proofErr w:type="spellStart"/>
       <w:r>
         <w:rPr>
           <w:rFonts w:ascii="Courier New" w:eastAsia="Times New Roman" w:hAnsi="Courier New" w:cs="Courier New"/>
@@ -4264,6 +5499,7 @@
         </w:rPr>
         <w:t>ddof</w:t>
       </w:r>
+      <w:proofErr w:type="spellEnd"/>
       <w:r>
         <w:rPr>
           <w:rFonts w:ascii="Courier New" w:eastAsia="Times New Roman" w:hAnsi="Courier New" w:cs="Courier New"/>
@@ -4302,8 +5538,9 @@
           <w:szCs w:val="20"/>
           <w:lang w:eastAsia="ru-RU"/>
         </w:rPr>
-        <w:t># ddof=1 для несмещенной оценки</w:t>
-      </w:r>
+        <w:t xml:space="preserve"># </w:t>
+      </w:r>
+      <w:proofErr w:type="spellStart"/>
       <w:r>
         <w:rPr>
           <w:rFonts w:ascii="Courier New" w:eastAsia="Times New Roman" w:hAnsi="Courier New" w:cs="Courier New"/>
@@ -4312,6 +5549,27 @@
           <w:szCs w:val="20"/>
           <w:lang w:eastAsia="ru-RU"/>
         </w:rPr>
+        <w:t>ddof</w:t>
+      </w:r>
+      <w:proofErr w:type="spellEnd"/>
+      <w:r>
+        <w:rPr>
+          <w:rFonts w:ascii="Courier New" w:eastAsia="Times New Roman" w:hAnsi="Courier New" w:cs="Courier New"/>
+          <w:color w:val="7A7E85"/>
+          <w:sz w:val="20"/>
+          <w:szCs w:val="20"/>
+          <w:lang w:eastAsia="ru-RU"/>
+        </w:rPr>
+        <w:t>=1 для несмещенной оценки</w:t>
+      </w:r>
+      <w:r>
+        <w:rPr>
+          <w:rFonts w:ascii="Courier New" w:eastAsia="Times New Roman" w:hAnsi="Courier New" w:cs="Courier New"/>
+          <w:color w:val="7A7E85"/>
+          <w:sz w:val="20"/>
+          <w:szCs w:val="20"/>
+          <w:lang w:eastAsia="ru-RU"/>
+        </w:rPr>
         <w:br/>
       </w:r>
       <w:r>
@@ -4324,6 +5582,7 @@
         </w:rPr>
         <w:br/>
       </w:r>
+      <w:proofErr w:type="spellStart"/>
       <w:r>
         <w:rPr>
           <w:rFonts w:ascii="Courier New" w:eastAsia="Times New Roman" w:hAnsi="Courier New" w:cs="Courier New"/>
@@ -4334,6 +5593,7 @@
         </w:rPr>
         <w:t>print</w:t>
       </w:r>
+      <w:proofErr w:type="spellEnd"/>
       <w:r>
         <w:rPr>
           <w:rFonts w:ascii="Courier New" w:eastAsia="Times New Roman" w:hAnsi="Courier New" w:cs="Courier New"/>
@@ -4394,6 +5654,7 @@
         </w:rPr>
         <w:br/>
       </w:r>
+      <w:proofErr w:type="spellStart"/>
       <w:r>
         <w:rPr>
           <w:rFonts w:ascii="Courier New" w:eastAsia="Times New Roman" w:hAnsi="Courier New" w:cs="Courier New"/>
@@ -4404,6 +5665,7 @@
         </w:rPr>
         <w:t>print</w:t>
       </w:r>
+      <w:proofErr w:type="spellEnd"/>
       <w:r>
         <w:rPr>
           <w:rFonts w:ascii="Courier New" w:eastAsia="Times New Roman" w:hAnsi="Courier New" w:cs="Courier New"/>
@@ -4414,6 +5676,7 @@
         </w:rPr>
         <w:t>(</w:t>
       </w:r>
+      <w:proofErr w:type="spellStart"/>
       <w:r>
         <w:rPr>
           <w:rFonts w:ascii="Courier New" w:eastAsia="Times New Roman" w:hAnsi="Courier New" w:cs="Courier New"/>
@@ -4422,7 +5685,40 @@
           <w:szCs w:val="20"/>
           <w:lang w:eastAsia="ru-RU"/>
         </w:rPr>
-        <w:t xml:space="preserve">f"M теор: </w:t>
+        <w:t>f"M</w:t>
+      </w:r>
+      <w:proofErr w:type="spellEnd"/>
+      <w:r>
+        <w:rPr>
+          <w:rFonts w:ascii="Courier New" w:eastAsia="Times New Roman" w:hAnsi="Courier New" w:cs="Courier New"/>
+          <w:color w:val="6AAB73"/>
+          <w:sz w:val="20"/>
+          <w:szCs w:val="20"/>
+          <w:lang w:eastAsia="ru-RU"/>
+        </w:rPr>
+        <w:t xml:space="preserve"> </w:t>
+      </w:r>
+      <w:proofErr w:type="spellStart"/>
+      <w:r>
+        <w:rPr>
+          <w:rFonts w:ascii="Courier New" w:eastAsia="Times New Roman" w:hAnsi="Courier New" w:cs="Courier New"/>
+          <w:color w:val="6AAB73"/>
+          <w:sz w:val="20"/>
+          <w:szCs w:val="20"/>
+          <w:lang w:eastAsia="ru-RU"/>
+        </w:rPr>
+        <w:t>теор</w:t>
+      </w:r>
+      <w:proofErr w:type="spellEnd"/>
+      <w:r>
+        <w:rPr>
+          <w:rFonts w:ascii="Courier New" w:eastAsia="Times New Roman" w:hAnsi="Courier New" w:cs="Courier New"/>
+          <w:color w:val="6AAB73"/>
+          <w:sz w:val="20"/>
+          <w:szCs w:val="20"/>
+          <w:lang w:eastAsia="ru-RU"/>
+        </w:rPr>
+        <w:t xml:space="preserve">: </w:t>
       </w:r>
       <w:r>
         <w:rPr>
@@ -4482,7 +5778,29 @@
           <w:szCs w:val="20"/>
           <w:lang w:eastAsia="ru-RU"/>
         </w:rPr>
-        <w:t xml:space="preserve"> | M эмп: </w:t>
+        <w:t xml:space="preserve"> | M </w:t>
+      </w:r>
+      <w:proofErr w:type="spellStart"/>
+      <w:r>
+        <w:rPr>
+          <w:rFonts w:ascii="Courier New" w:eastAsia="Times New Roman" w:hAnsi="Courier New" w:cs="Courier New"/>
+          <w:color w:val="6AAB73"/>
+          <w:sz w:val="20"/>
+          <w:szCs w:val="20"/>
+          <w:lang w:eastAsia="ru-RU"/>
+        </w:rPr>
+        <w:t>эмп</w:t>
+      </w:r>
+      <w:proofErr w:type="spellEnd"/>
+      <w:r>
+        <w:rPr>
+          <w:rFonts w:ascii="Courier New" w:eastAsia="Times New Roman" w:hAnsi="Courier New" w:cs="Courier New"/>
+          <w:color w:val="6AAB73"/>
+          <w:sz w:val="20"/>
+          <w:szCs w:val="20"/>
+          <w:lang w:eastAsia="ru-RU"/>
+        </w:rPr>
+        <w:t xml:space="preserve">: </w:t>
       </w:r>
       <w:r>
         <w:rPr>
@@ -4564,6 +5882,7 @@
         </w:rPr>
         <w:br/>
       </w:r>
+      <w:proofErr w:type="spellStart"/>
       <w:r>
         <w:rPr>
           <w:rFonts w:ascii="Courier New" w:eastAsia="Times New Roman" w:hAnsi="Courier New" w:cs="Courier New"/>
@@ -4574,6 +5893,7 @@
         </w:rPr>
         <w:t>print</w:t>
       </w:r>
+      <w:proofErr w:type="spellEnd"/>
       <w:r>
         <w:rPr>
           <w:rFonts w:ascii="Courier New" w:eastAsia="Times New Roman" w:hAnsi="Courier New" w:cs="Courier New"/>
@@ -4584,6 +5904,7 @@
         </w:rPr>
         <w:t>(</w:t>
       </w:r>
+      <w:proofErr w:type="spellStart"/>
       <w:r>
         <w:rPr>
           <w:rFonts w:ascii="Courier New" w:eastAsia="Times New Roman" w:hAnsi="Courier New" w:cs="Courier New"/>
@@ -4592,7 +5913,40 @@
           <w:szCs w:val="20"/>
           <w:lang w:eastAsia="ru-RU"/>
         </w:rPr>
-        <w:t xml:space="preserve">f"D теор: </w:t>
+        <w:t>f"D</w:t>
+      </w:r>
+      <w:proofErr w:type="spellEnd"/>
+      <w:r>
+        <w:rPr>
+          <w:rFonts w:ascii="Courier New" w:eastAsia="Times New Roman" w:hAnsi="Courier New" w:cs="Courier New"/>
+          <w:color w:val="6AAB73"/>
+          <w:sz w:val="20"/>
+          <w:szCs w:val="20"/>
+          <w:lang w:eastAsia="ru-RU"/>
+        </w:rPr>
+        <w:t xml:space="preserve"> </w:t>
+      </w:r>
+      <w:proofErr w:type="spellStart"/>
+      <w:r>
+        <w:rPr>
+          <w:rFonts w:ascii="Courier New" w:eastAsia="Times New Roman" w:hAnsi="Courier New" w:cs="Courier New"/>
+          <w:color w:val="6AAB73"/>
+          <w:sz w:val="20"/>
+          <w:szCs w:val="20"/>
+          <w:lang w:eastAsia="ru-RU"/>
+        </w:rPr>
+        <w:t>теор</w:t>
+      </w:r>
+      <w:proofErr w:type="spellEnd"/>
+      <w:r>
+        <w:rPr>
+          <w:rFonts w:ascii="Courier New" w:eastAsia="Times New Roman" w:hAnsi="Courier New" w:cs="Courier New"/>
+          <w:color w:val="6AAB73"/>
+          <w:sz w:val="20"/>
+          <w:szCs w:val="20"/>
+          <w:lang w:eastAsia="ru-RU"/>
+        </w:rPr>
+        <w:t xml:space="preserve">: </w:t>
       </w:r>
       <w:r>
         <w:rPr>
@@ -4652,7 +6006,29 @@
           <w:szCs w:val="20"/>
           <w:lang w:eastAsia="ru-RU"/>
         </w:rPr>
-        <w:t xml:space="preserve"> | D эмп: </w:t>
+        <w:t xml:space="preserve"> | D </w:t>
+      </w:r>
+      <w:proofErr w:type="spellStart"/>
+      <w:r>
+        <w:rPr>
+          <w:rFonts w:ascii="Courier New" w:eastAsia="Times New Roman" w:hAnsi="Courier New" w:cs="Courier New"/>
+          <w:color w:val="6AAB73"/>
+          <w:sz w:val="20"/>
+          <w:szCs w:val="20"/>
+          <w:lang w:eastAsia="ru-RU"/>
+        </w:rPr>
+        <w:t>эмп</w:t>
+      </w:r>
+      <w:proofErr w:type="spellEnd"/>
+      <w:r>
+        <w:rPr>
+          <w:rFonts w:ascii="Courier New" w:eastAsia="Times New Roman" w:hAnsi="Courier New" w:cs="Courier New"/>
+          <w:color w:val="6AAB73"/>
+          <w:sz w:val="20"/>
+          <w:szCs w:val="20"/>
+          <w:lang w:eastAsia="ru-RU"/>
+        </w:rPr>
+        <w:t xml:space="preserve">: </w:t>
       </w:r>
       <w:r>
         <w:rPr>
@@ -4753,8 +6129,30 @@
           <w:lang w:eastAsia="ru-RU"/>
         </w:rPr>
         <w:br/>
-        <w:t>plt.figure(</w:t>
-      </w:r>
+      </w:r>
+      <w:proofErr w:type="spellStart"/>
+      <w:r>
+        <w:rPr>
+          <w:rFonts w:ascii="Courier New" w:eastAsia="Times New Roman" w:hAnsi="Courier New" w:cs="Courier New"/>
+          <w:color w:val="BCBEC4"/>
+          <w:sz w:val="20"/>
+          <w:szCs w:val="20"/>
+          <w:lang w:eastAsia="ru-RU"/>
+        </w:rPr>
+        <w:t>plt.figure</w:t>
+      </w:r>
+      <w:proofErr w:type="spellEnd"/>
+      <w:r>
+        <w:rPr>
+          <w:rFonts w:ascii="Courier New" w:eastAsia="Times New Roman" w:hAnsi="Courier New" w:cs="Courier New"/>
+          <w:color w:val="BCBEC4"/>
+          <w:sz w:val="20"/>
+          <w:szCs w:val="20"/>
+          <w:lang w:eastAsia="ru-RU"/>
+        </w:rPr>
+        <w:t>(</w:t>
+      </w:r>
+      <w:proofErr w:type="spellStart"/>
       <w:r>
         <w:rPr>
           <w:rFonts w:ascii="Courier New" w:eastAsia="Times New Roman" w:hAnsi="Courier New" w:cs="Courier New"/>
@@ -4765,6 +6163,7 @@
         </w:rPr>
         <w:t>figsize</w:t>
       </w:r>
+      <w:proofErr w:type="spellEnd"/>
       <w:r>
         <w:rPr>
           <w:rFonts w:ascii="Courier New" w:eastAsia="Times New Roman" w:hAnsi="Courier New" w:cs="Courier New"/>
@@ -4834,8 +6233,74 @@
           <w:lang w:eastAsia="ru-RU"/>
         </w:rPr>
         <w:br/>
-        <w:t xml:space="preserve">plt.bar(x_vals, p_vals, </w:t>
-      </w:r>
+      </w:r>
+      <w:proofErr w:type="spellStart"/>
+      <w:r>
+        <w:rPr>
+          <w:rFonts w:ascii="Courier New" w:eastAsia="Times New Roman" w:hAnsi="Courier New" w:cs="Courier New"/>
+          <w:color w:val="BCBEC4"/>
+          <w:sz w:val="20"/>
+          <w:szCs w:val="20"/>
+          <w:lang w:eastAsia="ru-RU"/>
+        </w:rPr>
+        <w:t>plt.bar</w:t>
+      </w:r>
+      <w:proofErr w:type="spellEnd"/>
+      <w:r>
+        <w:rPr>
+          <w:rFonts w:ascii="Courier New" w:eastAsia="Times New Roman" w:hAnsi="Courier New" w:cs="Courier New"/>
+          <w:color w:val="BCBEC4"/>
+          <w:sz w:val="20"/>
+          <w:szCs w:val="20"/>
+          <w:lang w:eastAsia="ru-RU"/>
+        </w:rPr>
+        <w:t>(</w:t>
+      </w:r>
+      <w:proofErr w:type="spellStart"/>
+      <w:r>
+        <w:rPr>
+          <w:rFonts w:ascii="Courier New" w:eastAsia="Times New Roman" w:hAnsi="Courier New" w:cs="Courier New"/>
+          <w:color w:val="BCBEC4"/>
+          <w:sz w:val="20"/>
+          <w:szCs w:val="20"/>
+          <w:lang w:eastAsia="ru-RU"/>
+        </w:rPr>
+        <w:t>x_vals</w:t>
+      </w:r>
+      <w:proofErr w:type="spellEnd"/>
+      <w:r>
+        <w:rPr>
+          <w:rFonts w:ascii="Courier New" w:eastAsia="Times New Roman" w:hAnsi="Courier New" w:cs="Courier New"/>
+          <w:color w:val="BCBEC4"/>
+          <w:sz w:val="20"/>
+          <w:szCs w:val="20"/>
+          <w:lang w:eastAsia="ru-RU"/>
+        </w:rPr>
+        <w:t xml:space="preserve">, </w:t>
+      </w:r>
+      <w:proofErr w:type="spellStart"/>
+      <w:r>
+        <w:rPr>
+          <w:rFonts w:ascii="Courier New" w:eastAsia="Times New Roman" w:hAnsi="Courier New" w:cs="Courier New"/>
+          <w:color w:val="BCBEC4"/>
+          <w:sz w:val="20"/>
+          <w:szCs w:val="20"/>
+          <w:lang w:eastAsia="ru-RU"/>
+        </w:rPr>
+        <w:t>p_vals</w:t>
+      </w:r>
+      <w:proofErr w:type="spellEnd"/>
+      <w:r>
+        <w:rPr>
+          <w:rFonts w:ascii="Courier New" w:eastAsia="Times New Roman" w:hAnsi="Courier New" w:cs="Courier New"/>
+          <w:color w:val="BCBEC4"/>
+          <w:sz w:val="20"/>
+          <w:szCs w:val="20"/>
+          <w:lang w:eastAsia="ru-RU"/>
+        </w:rPr>
+        <w:t xml:space="preserve">, </w:t>
+      </w:r>
+      <w:proofErr w:type="spellStart"/>
       <w:r>
         <w:rPr>
           <w:rFonts w:ascii="Courier New" w:eastAsia="Times New Roman" w:hAnsi="Courier New" w:cs="Courier New"/>
@@ -4846,6 +6311,7 @@
         </w:rPr>
         <w:t>width</w:t>
       </w:r>
+      <w:proofErr w:type="spellEnd"/>
       <w:r>
         <w:rPr>
           <w:rFonts w:ascii="Courier New" w:eastAsia="Times New Roman" w:hAnsi="Courier New" w:cs="Courier New"/>
@@ -4876,6 +6342,7 @@
         </w:rPr>
         <w:t xml:space="preserve">, </w:t>
       </w:r>
+      <w:proofErr w:type="spellStart"/>
       <w:r>
         <w:rPr>
           <w:rFonts w:ascii="Courier New" w:eastAsia="Times New Roman" w:hAnsi="Courier New" w:cs="Courier New"/>
@@ -4886,6 +6353,7 @@
         </w:rPr>
         <w:t>alpha</w:t>
       </w:r>
+      <w:proofErr w:type="spellEnd"/>
       <w:r>
         <w:rPr>
           <w:rFonts w:ascii="Courier New" w:eastAsia="Times New Roman" w:hAnsi="Courier New" w:cs="Courier New"/>
@@ -4916,6 +6384,7 @@
         </w:rPr>
         <w:t xml:space="preserve">, </w:t>
       </w:r>
+      <w:proofErr w:type="spellStart"/>
       <w:r>
         <w:rPr>
           <w:rFonts w:ascii="Courier New" w:eastAsia="Times New Roman" w:hAnsi="Courier New" w:cs="Courier New"/>
@@ -4926,6 +6395,7 @@
         </w:rPr>
         <w:t>label</w:t>
       </w:r>
+      <w:proofErr w:type="spellEnd"/>
       <w:r>
         <w:rPr>
           <w:rFonts w:ascii="Courier New" w:eastAsia="Times New Roman" w:hAnsi="Courier New" w:cs="Courier New"/>
@@ -4956,6 +6426,7 @@
         </w:rPr>
         <w:t xml:space="preserve">, </w:t>
       </w:r>
+      <w:proofErr w:type="spellStart"/>
       <w:r>
         <w:rPr>
           <w:rFonts w:ascii="Courier New" w:eastAsia="Times New Roman" w:hAnsi="Courier New" w:cs="Courier New"/>
@@ -4966,6 +6437,7 @@
         </w:rPr>
         <w:t>color</w:t>
       </w:r>
+      <w:proofErr w:type="spellEnd"/>
       <w:r>
         <w:rPr>
           <w:rFonts w:ascii="Courier New" w:eastAsia="Times New Roman" w:hAnsi="Courier New" w:cs="Courier New"/>
@@ -4984,7 +6456,29 @@
           <w:szCs w:val="20"/>
           <w:lang w:eastAsia="ru-RU"/>
         </w:rPr>
-        <w:t>'blue'</w:t>
+        <w:t>'</w:t>
+      </w:r>
+      <w:proofErr w:type="spellStart"/>
+      <w:r>
+        <w:rPr>
+          <w:rFonts w:ascii="Courier New" w:eastAsia="Times New Roman" w:hAnsi="Courier New" w:cs="Courier New"/>
+          <w:color w:val="6AAB73"/>
+          <w:sz w:val="20"/>
+          <w:szCs w:val="20"/>
+          <w:lang w:eastAsia="ru-RU"/>
+        </w:rPr>
+        <w:t>blue</w:t>
+      </w:r>
+      <w:proofErr w:type="spellEnd"/>
+      <w:r>
+        <w:rPr>
+          <w:rFonts w:ascii="Courier New" w:eastAsia="Times New Roman" w:hAnsi="Courier New" w:cs="Courier New"/>
+          <w:color w:val="6AAB73"/>
+          <w:sz w:val="20"/>
+          <w:szCs w:val="20"/>
+          <w:lang w:eastAsia="ru-RU"/>
+        </w:rPr>
+        <w:t>'</w:t>
       </w:r>
       <w:r>
         <w:rPr>
@@ -4996,6 +6490,7 @@
         </w:rPr>
         <w:t xml:space="preserve">, </w:t>
       </w:r>
+      <w:proofErr w:type="spellStart"/>
       <w:r>
         <w:rPr>
           <w:rFonts w:ascii="Courier New" w:eastAsia="Times New Roman" w:hAnsi="Courier New" w:cs="Courier New"/>
@@ -5006,6 +6501,7 @@
         </w:rPr>
         <w:t>align</w:t>
       </w:r>
+      <w:proofErr w:type="spellEnd"/>
       <w:r>
         <w:rPr>
           <w:rFonts w:ascii="Courier New" w:eastAsia="Times New Roman" w:hAnsi="Courier New" w:cs="Courier New"/>
@@ -5024,7 +6520,29 @@
           <w:szCs w:val="20"/>
           <w:lang w:eastAsia="ru-RU"/>
         </w:rPr>
-        <w:t>'center'</w:t>
+        <w:t>'</w:t>
+      </w:r>
+      <w:proofErr w:type="spellStart"/>
+      <w:r>
+        <w:rPr>
+          <w:rFonts w:ascii="Courier New" w:eastAsia="Times New Roman" w:hAnsi="Courier New" w:cs="Courier New"/>
+          <w:color w:val="6AAB73"/>
+          <w:sz w:val="20"/>
+          <w:szCs w:val="20"/>
+          <w:lang w:eastAsia="ru-RU"/>
+        </w:rPr>
+        <w:t>center</w:t>
+      </w:r>
+      <w:proofErr w:type="spellEnd"/>
+      <w:r>
+        <w:rPr>
+          <w:rFonts w:ascii="Courier New" w:eastAsia="Times New Roman" w:hAnsi="Courier New" w:cs="Courier New"/>
+          <w:color w:val="6AAB73"/>
+          <w:sz w:val="20"/>
+          <w:szCs w:val="20"/>
+          <w:lang w:eastAsia="ru-RU"/>
+        </w:rPr>
+        <w:t>'</w:t>
       </w:r>
       <w:r>
         <w:rPr>
@@ -5055,8 +6573,96 @@
           <w:lang w:eastAsia="ru-RU"/>
         </w:rPr>
         <w:br/>
-        <w:t xml:space="preserve">unique, counts = np.unique(generated_x, </w:t>
-      </w:r>
+      </w:r>
+      <w:proofErr w:type="spellStart"/>
+      <w:r>
+        <w:rPr>
+          <w:rFonts w:ascii="Courier New" w:eastAsia="Times New Roman" w:hAnsi="Courier New" w:cs="Courier New"/>
+          <w:color w:val="BCBEC4"/>
+          <w:sz w:val="20"/>
+          <w:szCs w:val="20"/>
+          <w:lang w:eastAsia="ru-RU"/>
+        </w:rPr>
+        <w:t>unique</w:t>
+      </w:r>
+      <w:proofErr w:type="spellEnd"/>
+      <w:r>
+        <w:rPr>
+          <w:rFonts w:ascii="Courier New" w:eastAsia="Times New Roman" w:hAnsi="Courier New" w:cs="Courier New"/>
+          <w:color w:val="BCBEC4"/>
+          <w:sz w:val="20"/>
+          <w:szCs w:val="20"/>
+          <w:lang w:eastAsia="ru-RU"/>
+        </w:rPr>
+        <w:t xml:space="preserve">, </w:t>
+      </w:r>
+      <w:proofErr w:type="spellStart"/>
+      <w:r>
+        <w:rPr>
+          <w:rFonts w:ascii="Courier New" w:eastAsia="Times New Roman" w:hAnsi="Courier New" w:cs="Courier New"/>
+          <w:color w:val="BCBEC4"/>
+          <w:sz w:val="20"/>
+          <w:szCs w:val="20"/>
+          <w:lang w:eastAsia="ru-RU"/>
+        </w:rPr>
+        <w:t>counts</w:t>
+      </w:r>
+      <w:proofErr w:type="spellEnd"/>
+      <w:r>
+        <w:rPr>
+          <w:rFonts w:ascii="Courier New" w:eastAsia="Times New Roman" w:hAnsi="Courier New" w:cs="Courier New"/>
+          <w:color w:val="BCBEC4"/>
+          <w:sz w:val="20"/>
+          <w:szCs w:val="20"/>
+          <w:lang w:eastAsia="ru-RU"/>
+        </w:rPr>
+        <w:t xml:space="preserve"> = </w:t>
+      </w:r>
+      <w:proofErr w:type="spellStart"/>
+      <w:r>
+        <w:rPr>
+          <w:rFonts w:ascii="Courier New" w:eastAsia="Times New Roman" w:hAnsi="Courier New" w:cs="Courier New"/>
+          <w:color w:val="BCBEC4"/>
+          <w:sz w:val="20"/>
+          <w:szCs w:val="20"/>
+          <w:lang w:eastAsia="ru-RU"/>
+        </w:rPr>
+        <w:t>np.unique</w:t>
+      </w:r>
+      <w:proofErr w:type="spellEnd"/>
+      <w:r>
+        <w:rPr>
+          <w:rFonts w:ascii="Courier New" w:eastAsia="Times New Roman" w:hAnsi="Courier New" w:cs="Courier New"/>
+          <w:color w:val="BCBEC4"/>
+          <w:sz w:val="20"/>
+          <w:szCs w:val="20"/>
+          <w:lang w:eastAsia="ru-RU"/>
+        </w:rPr>
+        <w:t>(</w:t>
+      </w:r>
+      <w:proofErr w:type="spellStart"/>
+      <w:r>
+        <w:rPr>
+          <w:rFonts w:ascii="Courier New" w:eastAsia="Times New Roman" w:hAnsi="Courier New" w:cs="Courier New"/>
+          <w:color w:val="BCBEC4"/>
+          <w:sz w:val="20"/>
+          <w:szCs w:val="20"/>
+          <w:lang w:eastAsia="ru-RU"/>
+        </w:rPr>
+        <w:t>generated_x</w:t>
+      </w:r>
+      <w:proofErr w:type="spellEnd"/>
+      <w:r>
+        <w:rPr>
+          <w:rFonts w:ascii="Courier New" w:eastAsia="Times New Roman" w:hAnsi="Courier New" w:cs="Courier New"/>
+          <w:color w:val="BCBEC4"/>
+          <w:sz w:val="20"/>
+          <w:szCs w:val="20"/>
+          <w:lang w:eastAsia="ru-RU"/>
+        </w:rPr>
+        <w:t xml:space="preserve">, </w:t>
+      </w:r>
+      <w:proofErr w:type="spellStart"/>
       <w:r>
         <w:rPr>
           <w:rFonts w:ascii="Courier New" w:eastAsia="Times New Roman" w:hAnsi="Courier New" w:cs="Courier New"/>
@@ -5067,6 +6673,7 @@
         </w:rPr>
         <w:t>return_counts</w:t>
       </w:r>
+      <w:proofErr w:type="spellEnd"/>
       <w:r>
         <w:rPr>
           <w:rFonts w:ascii="Courier New" w:eastAsia="Times New Roman" w:hAnsi="Courier New" w:cs="Courier New"/>
@@ -5106,7 +6713,50 @@
           <w:lang w:eastAsia="ru-RU"/>
         </w:rPr>
         <w:br/>
-        <w:t>emp_probs = counts / N</w:t>
+      </w:r>
+      <w:proofErr w:type="spellStart"/>
+      <w:r>
+        <w:rPr>
+          <w:rFonts w:ascii="Courier New" w:eastAsia="Times New Roman" w:hAnsi="Courier New" w:cs="Courier New"/>
+          <w:color w:val="BCBEC4"/>
+          <w:sz w:val="20"/>
+          <w:szCs w:val="20"/>
+          <w:lang w:eastAsia="ru-RU"/>
+        </w:rPr>
+        <w:t>emp_probs</w:t>
+      </w:r>
+      <w:proofErr w:type="spellEnd"/>
+      <w:r>
+        <w:rPr>
+          <w:rFonts w:ascii="Courier New" w:eastAsia="Times New Roman" w:hAnsi="Courier New" w:cs="Courier New"/>
+          <w:color w:val="BCBEC4"/>
+          <w:sz w:val="20"/>
+          <w:szCs w:val="20"/>
+          <w:lang w:eastAsia="ru-RU"/>
+        </w:rPr>
+        <w:t xml:space="preserve"> = </w:t>
+      </w:r>
+      <w:proofErr w:type="spellStart"/>
+      <w:r>
+        <w:rPr>
+          <w:rFonts w:ascii="Courier New" w:eastAsia="Times New Roman" w:hAnsi="Courier New" w:cs="Courier New"/>
+          <w:color w:val="BCBEC4"/>
+          <w:sz w:val="20"/>
+          <w:szCs w:val="20"/>
+          <w:lang w:eastAsia="ru-RU"/>
+        </w:rPr>
+        <w:t>counts</w:t>
+      </w:r>
+      <w:proofErr w:type="spellEnd"/>
+      <w:r>
+        <w:rPr>
+          <w:rFonts w:ascii="Courier New" w:eastAsia="Times New Roman" w:hAnsi="Courier New" w:cs="Courier New"/>
+          <w:color w:val="BCBEC4"/>
+          <w:sz w:val="20"/>
+          <w:szCs w:val="20"/>
+          <w:lang w:eastAsia="ru-RU"/>
+        </w:rPr>
+        <w:t xml:space="preserve"> / N</w:t>
       </w:r>
       <w:r>
         <w:rPr>
@@ -5118,6 +6768,7 @@
         </w:rPr>
         <w:br/>
       </w:r>
+      <w:proofErr w:type="spellStart"/>
       <w:r>
         <w:rPr>
           <w:rFonts w:ascii="Courier New" w:eastAsia="Times New Roman" w:hAnsi="Courier New" w:cs="Courier New"/>
@@ -5127,8 +6778,64 @@
           <w:lang w:eastAsia="ru-RU"/>
         </w:rPr>
         <w:lastRenderedPageBreak/>
-        <w:t xml:space="preserve">plt.bar(unique, emp_probs, </w:t>
-      </w:r>
+        <w:t>plt.bar</w:t>
+      </w:r>
+      <w:proofErr w:type="spellEnd"/>
+      <w:r>
+        <w:rPr>
+          <w:rFonts w:ascii="Courier New" w:eastAsia="Times New Roman" w:hAnsi="Courier New" w:cs="Courier New"/>
+          <w:color w:val="BCBEC4"/>
+          <w:sz w:val="20"/>
+          <w:szCs w:val="20"/>
+          <w:lang w:eastAsia="ru-RU"/>
+        </w:rPr>
+        <w:t>(</w:t>
+      </w:r>
+      <w:proofErr w:type="spellStart"/>
+      <w:r>
+        <w:rPr>
+          <w:rFonts w:ascii="Courier New" w:eastAsia="Times New Roman" w:hAnsi="Courier New" w:cs="Courier New"/>
+          <w:color w:val="BCBEC4"/>
+          <w:sz w:val="20"/>
+          <w:szCs w:val="20"/>
+          <w:lang w:eastAsia="ru-RU"/>
+        </w:rPr>
+        <w:t>unique</w:t>
+      </w:r>
+      <w:proofErr w:type="spellEnd"/>
+      <w:r>
+        <w:rPr>
+          <w:rFonts w:ascii="Courier New" w:eastAsia="Times New Roman" w:hAnsi="Courier New" w:cs="Courier New"/>
+          <w:color w:val="BCBEC4"/>
+          <w:sz w:val="20"/>
+          <w:szCs w:val="20"/>
+          <w:lang w:eastAsia="ru-RU"/>
+        </w:rPr>
+        <w:t xml:space="preserve">, </w:t>
+      </w:r>
+      <w:proofErr w:type="spellStart"/>
+      <w:r>
+        <w:rPr>
+          <w:rFonts w:ascii="Courier New" w:eastAsia="Times New Roman" w:hAnsi="Courier New" w:cs="Courier New"/>
+          <w:color w:val="BCBEC4"/>
+          <w:sz w:val="20"/>
+          <w:szCs w:val="20"/>
+          <w:lang w:eastAsia="ru-RU"/>
+        </w:rPr>
+        <w:t>emp_probs</w:t>
+      </w:r>
+      <w:proofErr w:type="spellEnd"/>
+      <w:r>
+        <w:rPr>
+          <w:rFonts w:ascii="Courier New" w:eastAsia="Times New Roman" w:hAnsi="Courier New" w:cs="Courier New"/>
+          <w:color w:val="BCBEC4"/>
+          <w:sz w:val="20"/>
+          <w:szCs w:val="20"/>
+          <w:lang w:eastAsia="ru-RU"/>
+        </w:rPr>
+        <w:t xml:space="preserve">, </w:t>
+      </w:r>
+      <w:proofErr w:type="spellStart"/>
       <w:r>
         <w:rPr>
           <w:rFonts w:ascii="Courier New" w:eastAsia="Times New Roman" w:hAnsi="Courier New" w:cs="Courier New"/>
@@ -5139,6 +6846,7 @@
         </w:rPr>
         <w:t>width</w:t>
       </w:r>
+      <w:proofErr w:type="spellEnd"/>
       <w:r>
         <w:rPr>
           <w:rFonts w:ascii="Courier New" w:eastAsia="Times New Roman" w:hAnsi="Courier New" w:cs="Courier New"/>
@@ -5169,6 +6877,7 @@
         </w:rPr>
         <w:t xml:space="preserve">, </w:t>
       </w:r>
+      <w:proofErr w:type="spellStart"/>
       <w:r>
         <w:rPr>
           <w:rFonts w:ascii="Courier New" w:eastAsia="Times New Roman" w:hAnsi="Courier New" w:cs="Courier New"/>
@@ -5179,6 +6888,7 @@
         </w:rPr>
         <w:t>alpha</w:t>
       </w:r>
+      <w:proofErr w:type="spellEnd"/>
       <w:r>
         <w:rPr>
           <w:rFonts w:ascii="Courier New" w:eastAsia="Times New Roman" w:hAnsi="Courier New" w:cs="Courier New"/>
@@ -5209,6 +6919,7 @@
         </w:rPr>
         <w:t xml:space="preserve">, </w:t>
       </w:r>
+      <w:proofErr w:type="spellStart"/>
       <w:r>
         <w:rPr>
           <w:rFonts w:ascii="Courier New" w:eastAsia="Times New Roman" w:hAnsi="Courier New" w:cs="Courier New"/>
@@ -5219,6 +6930,7 @@
         </w:rPr>
         <w:t>label</w:t>
       </w:r>
+      <w:proofErr w:type="spellEnd"/>
       <w:r>
         <w:rPr>
           <w:rFonts w:ascii="Courier New" w:eastAsia="Times New Roman" w:hAnsi="Courier New" w:cs="Courier New"/>
@@ -5249,6 +6961,7 @@
         </w:rPr>
         <w:t xml:space="preserve">, </w:t>
       </w:r>
+      <w:proofErr w:type="spellStart"/>
       <w:r>
         <w:rPr>
           <w:rFonts w:ascii="Courier New" w:eastAsia="Times New Roman" w:hAnsi="Courier New" w:cs="Courier New"/>
@@ -5259,6 +6972,7 @@
         </w:rPr>
         <w:t>color</w:t>
       </w:r>
+      <w:proofErr w:type="spellEnd"/>
       <w:r>
         <w:rPr>
           <w:rFonts w:ascii="Courier New" w:eastAsia="Times New Roman" w:hAnsi="Courier New" w:cs="Courier New"/>
@@ -5277,7 +6991,29 @@
           <w:szCs w:val="20"/>
           <w:lang w:eastAsia="ru-RU"/>
         </w:rPr>
-        <w:t>'orange'</w:t>
+        <w:t>'</w:t>
+      </w:r>
+      <w:proofErr w:type="spellStart"/>
+      <w:r>
+        <w:rPr>
+          <w:rFonts w:ascii="Courier New" w:eastAsia="Times New Roman" w:hAnsi="Courier New" w:cs="Courier New"/>
+          <w:color w:val="6AAB73"/>
+          <w:sz w:val="20"/>
+          <w:szCs w:val="20"/>
+          <w:lang w:eastAsia="ru-RU"/>
+        </w:rPr>
+        <w:t>orange</w:t>
+      </w:r>
+      <w:proofErr w:type="spellEnd"/>
+      <w:r>
+        <w:rPr>
+          <w:rFonts w:ascii="Courier New" w:eastAsia="Times New Roman" w:hAnsi="Courier New" w:cs="Courier New"/>
+          <w:color w:val="6AAB73"/>
+          <w:sz w:val="20"/>
+          <w:szCs w:val="20"/>
+          <w:lang w:eastAsia="ru-RU"/>
+        </w:rPr>
+        <w:t>'</w:t>
       </w:r>
       <w:r>
         <w:rPr>
@@ -5289,6 +7025,7 @@
         </w:rPr>
         <w:t xml:space="preserve">, </w:t>
       </w:r>
+      <w:proofErr w:type="spellStart"/>
       <w:r>
         <w:rPr>
           <w:rFonts w:ascii="Courier New" w:eastAsia="Times New Roman" w:hAnsi="Courier New" w:cs="Courier New"/>
@@ -5299,6 +7036,7 @@
         </w:rPr>
         <w:t>align</w:t>
       </w:r>
+      <w:proofErr w:type="spellEnd"/>
       <w:r>
         <w:rPr>
           <w:rFonts w:ascii="Courier New" w:eastAsia="Times New Roman" w:hAnsi="Courier New" w:cs="Courier New"/>
@@ -5317,7 +7055,29 @@
           <w:szCs w:val="20"/>
           <w:lang w:eastAsia="ru-RU"/>
         </w:rPr>
-        <w:t>'center'</w:t>
+        <w:t>'</w:t>
+      </w:r>
+      <w:proofErr w:type="spellStart"/>
+      <w:r>
+        <w:rPr>
+          <w:rFonts w:ascii="Courier New" w:eastAsia="Times New Roman" w:hAnsi="Courier New" w:cs="Courier New"/>
+          <w:color w:val="6AAB73"/>
+          <w:sz w:val="20"/>
+          <w:szCs w:val="20"/>
+          <w:lang w:eastAsia="ru-RU"/>
+        </w:rPr>
+        <w:t>center</w:t>
+      </w:r>
+      <w:proofErr w:type="spellEnd"/>
+      <w:r>
+        <w:rPr>
+          <w:rFonts w:ascii="Courier New" w:eastAsia="Times New Roman" w:hAnsi="Courier New" w:cs="Courier New"/>
+          <w:color w:val="6AAB73"/>
+          <w:sz w:val="20"/>
+          <w:szCs w:val="20"/>
+          <w:lang w:eastAsia="ru-RU"/>
+        </w:rPr>
+        <w:t>'</w:t>
       </w:r>
       <w:r>
         <w:rPr>
@@ -5348,7 +7108,28 @@
           <w:lang w:eastAsia="ru-RU"/>
         </w:rPr>
         <w:br/>
-        <w:t>plt.xlabel(</w:t>
+      </w:r>
+      <w:proofErr w:type="spellStart"/>
+      <w:r>
+        <w:rPr>
+          <w:rFonts w:ascii="Courier New" w:eastAsia="Times New Roman" w:hAnsi="Courier New" w:cs="Courier New"/>
+          <w:color w:val="BCBEC4"/>
+          <w:sz w:val="20"/>
+          <w:szCs w:val="20"/>
+          <w:lang w:eastAsia="ru-RU"/>
+        </w:rPr>
+        <w:t>plt.xlabel</w:t>
+      </w:r>
+      <w:proofErr w:type="spellEnd"/>
+      <w:r>
+        <w:rPr>
+          <w:rFonts w:ascii="Courier New" w:eastAsia="Times New Roman" w:hAnsi="Courier New" w:cs="Courier New"/>
+          <w:color w:val="BCBEC4"/>
+          <w:sz w:val="20"/>
+          <w:szCs w:val="20"/>
+          <w:lang w:eastAsia="ru-RU"/>
+        </w:rPr>
+        <w:t>(</w:t>
       </w:r>
       <w:r>
         <w:rPr>
@@ -5379,7 +7160,28 @@
           <w:lang w:eastAsia="ru-RU"/>
         </w:rPr>
         <w:br/>
-        <w:t>plt.ylabel(</w:t>
+      </w:r>
+      <w:proofErr w:type="spellStart"/>
+      <w:r>
+        <w:rPr>
+          <w:rFonts w:ascii="Courier New" w:eastAsia="Times New Roman" w:hAnsi="Courier New" w:cs="Courier New"/>
+          <w:color w:val="BCBEC4"/>
+          <w:sz w:val="20"/>
+          <w:szCs w:val="20"/>
+          <w:lang w:eastAsia="ru-RU"/>
+        </w:rPr>
+        <w:t>plt.ylabel</w:t>
+      </w:r>
+      <w:proofErr w:type="spellEnd"/>
+      <w:r>
+        <w:rPr>
+          <w:rFonts w:ascii="Courier New" w:eastAsia="Times New Roman" w:hAnsi="Courier New" w:cs="Courier New"/>
+          <w:color w:val="BCBEC4"/>
+          <w:sz w:val="20"/>
+          <w:szCs w:val="20"/>
+          <w:lang w:eastAsia="ru-RU"/>
+        </w:rPr>
+        <w:t>(</w:t>
       </w:r>
       <w:r>
         <w:rPr>
@@ -5410,7 +7212,28 @@
           <w:lang w:eastAsia="ru-RU"/>
         </w:rPr>
         <w:br/>
-        <w:t>plt.title(</w:t>
+      </w:r>
+      <w:proofErr w:type="spellStart"/>
+      <w:r>
+        <w:rPr>
+          <w:rFonts w:ascii="Courier New" w:eastAsia="Times New Roman" w:hAnsi="Courier New" w:cs="Courier New"/>
+          <w:color w:val="BCBEC4"/>
+          <w:sz w:val="20"/>
+          <w:szCs w:val="20"/>
+          <w:lang w:eastAsia="ru-RU"/>
+        </w:rPr>
+        <w:t>plt.title</w:t>
+      </w:r>
+      <w:proofErr w:type="spellEnd"/>
+      <w:r>
+        <w:rPr>
+          <w:rFonts w:ascii="Courier New" w:eastAsia="Times New Roman" w:hAnsi="Courier New" w:cs="Courier New"/>
+          <w:color w:val="BCBEC4"/>
+          <w:sz w:val="20"/>
+          <w:szCs w:val="20"/>
+          <w:lang w:eastAsia="ru-RU"/>
+        </w:rPr>
+        <w:t>(</w:t>
       </w:r>
       <w:r>
         <w:rPr>
@@ -5441,7 +7264,28 @@
           <w:lang w:eastAsia="ru-RU"/>
         </w:rPr>
         <w:br/>
-        <w:t>plt.legend()</w:t>
+      </w:r>
+      <w:proofErr w:type="spellStart"/>
+      <w:r>
+        <w:rPr>
+          <w:rFonts w:ascii="Courier New" w:eastAsia="Times New Roman" w:hAnsi="Courier New" w:cs="Courier New"/>
+          <w:color w:val="BCBEC4"/>
+          <w:sz w:val="20"/>
+          <w:szCs w:val="20"/>
+          <w:lang w:eastAsia="ru-RU"/>
+        </w:rPr>
+        <w:t>plt.legend</w:t>
+      </w:r>
+      <w:proofErr w:type="spellEnd"/>
+      <w:r>
+        <w:rPr>
+          <w:rFonts w:ascii="Courier New" w:eastAsia="Times New Roman" w:hAnsi="Courier New" w:cs="Courier New"/>
+          <w:color w:val="BCBEC4"/>
+          <w:sz w:val="20"/>
+          <w:szCs w:val="20"/>
+          <w:lang w:eastAsia="ru-RU"/>
+        </w:rPr>
+        <w:t>()</w:t>
       </w:r>
       <w:r>
         <w:rPr>
@@ -5452,8 +7296,30 @@
           <w:lang w:eastAsia="ru-RU"/>
         </w:rPr>
         <w:br/>
-        <w:t>plt.grid(</w:t>
-      </w:r>
+      </w:r>
+      <w:proofErr w:type="spellStart"/>
+      <w:r>
+        <w:rPr>
+          <w:rFonts w:ascii="Courier New" w:eastAsia="Times New Roman" w:hAnsi="Courier New" w:cs="Courier New"/>
+          <w:color w:val="BCBEC4"/>
+          <w:sz w:val="20"/>
+          <w:szCs w:val="20"/>
+          <w:lang w:eastAsia="ru-RU"/>
+        </w:rPr>
+        <w:t>plt.grid</w:t>
+      </w:r>
+      <w:proofErr w:type="spellEnd"/>
+      <w:r>
+        <w:rPr>
+          <w:rFonts w:ascii="Courier New" w:eastAsia="Times New Roman" w:hAnsi="Courier New" w:cs="Courier New"/>
+          <w:color w:val="BCBEC4"/>
+          <w:sz w:val="20"/>
+          <w:szCs w:val="20"/>
+          <w:lang w:eastAsia="ru-RU"/>
+        </w:rPr>
+        <w:t>(</w:t>
+      </w:r>
+      <w:proofErr w:type="spellStart"/>
       <w:r>
         <w:rPr>
           <w:rFonts w:ascii="Courier New" w:eastAsia="Times New Roman" w:hAnsi="Courier New" w:cs="Courier New"/>
@@ -5464,6 +7330,7 @@
         </w:rPr>
         <w:t>axis</w:t>
       </w:r>
+      <w:proofErr w:type="spellEnd"/>
       <w:r>
         <w:rPr>
           <w:rFonts w:ascii="Courier New" w:eastAsia="Times New Roman" w:hAnsi="Courier New" w:cs="Courier New"/>
@@ -5494,6 +7361,7 @@
         </w:rPr>
         <w:t xml:space="preserve">, </w:t>
       </w:r>
+      <w:proofErr w:type="spellStart"/>
       <w:r>
         <w:rPr>
           <w:rFonts w:ascii="Courier New" w:eastAsia="Times New Roman" w:hAnsi="Courier New" w:cs="Courier New"/>
@@ -5504,6 +7372,7 @@
         </w:rPr>
         <w:t>linestyle</w:t>
       </w:r>
+      <w:proofErr w:type="spellEnd"/>
       <w:r>
         <w:rPr>
           <w:rFonts w:ascii="Courier New" w:eastAsia="Times New Roman" w:hAnsi="Courier New" w:cs="Courier New"/>
@@ -5534,6 +7403,7 @@
         </w:rPr>
         <w:t xml:space="preserve">, </w:t>
       </w:r>
+      <w:proofErr w:type="spellStart"/>
       <w:r>
         <w:rPr>
           <w:rFonts w:ascii="Courier New" w:eastAsia="Times New Roman" w:hAnsi="Courier New" w:cs="Courier New"/>
@@ -5544,6 +7414,7 @@
         </w:rPr>
         <w:t>alpha</w:t>
       </w:r>
+      <w:proofErr w:type="spellEnd"/>
       <w:r>
         <w:rPr>
           <w:rFonts w:ascii="Courier New" w:eastAsia="Times New Roman" w:hAnsi="Courier New" w:cs="Courier New"/>
@@ -5583,7 +7454,28 @@
           <w:lang w:eastAsia="ru-RU"/>
         </w:rPr>
         <w:br/>
-        <w:t>plt.show()</w:t>
+      </w:r>
+      <w:proofErr w:type="spellStart"/>
+      <w:r>
+        <w:rPr>
+          <w:rFonts w:ascii="Courier New" w:eastAsia="Times New Roman" w:hAnsi="Courier New" w:cs="Courier New"/>
+          <w:color w:val="BCBEC4"/>
+          <w:sz w:val="20"/>
+          <w:szCs w:val="20"/>
+          <w:lang w:eastAsia="ru-RU"/>
+        </w:rPr>
+        <w:t>plt.show</w:t>
+      </w:r>
+      <w:proofErr w:type="spellEnd"/>
+      <w:r>
+        <w:rPr>
+          <w:rFonts w:ascii="Courier New" w:eastAsia="Times New Roman" w:hAnsi="Courier New" w:cs="Courier New"/>
+          <w:color w:val="BCBEC4"/>
+          <w:sz w:val="20"/>
+          <w:szCs w:val="20"/>
+          <w:lang w:eastAsia="ru-RU"/>
+        </w:rPr>
+        <w:t>()</w:t>
       </w:r>
       <w:r>
         <w:rPr>
@@ -5605,6 +7497,7 @@
         </w:rPr>
         <w:br/>
       </w:r>
+      <w:proofErr w:type="spellStart"/>
       <w:r>
         <w:rPr>
           <w:rFonts w:ascii="Courier New" w:eastAsia="Times New Roman" w:hAnsi="Courier New" w:cs="Courier New"/>
@@ -5615,6 +7508,7 @@
         </w:rPr>
         <w:t>print</w:t>
       </w:r>
+      <w:proofErr w:type="spellEnd"/>
       <w:r>
         <w:rPr>
           <w:rFonts w:ascii="Courier New" w:eastAsia="Times New Roman" w:hAnsi="Courier New" w:cs="Courier New"/>
@@ -5643,7 +7537,18 @@
           <w:szCs w:val="20"/>
           <w:lang w:eastAsia="ru-RU"/>
         </w:rPr>
-        <w:t>\n</w:t>
+        <w:t>\</w:t>
+      </w:r>
+      <w:proofErr w:type="spellStart"/>
+      <w:r>
+        <w:rPr>
+          <w:rFonts w:ascii="Courier New" w:eastAsia="Times New Roman" w:hAnsi="Courier New" w:cs="Courier New"/>
+          <w:color w:val="CF8E6D"/>
+          <w:sz w:val="20"/>
+          <w:szCs w:val="20"/>
+          <w:lang w:eastAsia="ru-RU"/>
+        </w:rPr>
+        <w:t>n</w:t>
       </w:r>
       <w:r>
         <w:rPr>
@@ -5653,7 +7558,18 @@
           <w:szCs w:val="20"/>
           <w:lang w:eastAsia="ru-RU"/>
         </w:rPr>
-        <w:t>Первые 30 значений выборки:"</w:t>
+        <w:t>Первые</w:t>
+      </w:r>
+      <w:proofErr w:type="spellEnd"/>
+      <w:r>
+        <w:rPr>
+          <w:rFonts w:ascii="Courier New" w:eastAsia="Times New Roman" w:hAnsi="Courier New" w:cs="Courier New"/>
+          <w:color w:val="6AAB73"/>
+          <w:sz w:val="20"/>
+          <w:szCs w:val="20"/>
+          <w:lang w:eastAsia="ru-RU"/>
+        </w:rPr>
+        <w:t xml:space="preserve"> 30 значений выборки:"</w:t>
       </w:r>
       <w:r>
         <w:rPr>
@@ -5675,6 +7591,7 @@
         </w:rPr>
         <w:br/>
       </w:r>
+      <w:proofErr w:type="spellStart"/>
       <w:r>
         <w:rPr>
           <w:rFonts w:ascii="Courier New" w:eastAsia="Times New Roman" w:hAnsi="Courier New" w:cs="Courier New"/>
@@ -5685,15 +7602,38 @@
         </w:rPr>
         <w:t>print</w:t>
       </w:r>
-      <w:r>
-        <w:rPr>
-          <w:rFonts w:ascii="Courier New" w:eastAsia="Times New Roman" w:hAnsi="Courier New" w:cs="Courier New"/>
-          <w:color w:val="BCBEC4"/>
-          <w:sz w:val="20"/>
-          <w:szCs w:val="20"/>
-          <w:lang w:eastAsia="ru-RU"/>
-        </w:rPr>
-        <w:t>(generated_x[:</w:t>
+      <w:proofErr w:type="spellEnd"/>
+      <w:r>
+        <w:rPr>
+          <w:rFonts w:ascii="Courier New" w:eastAsia="Times New Roman" w:hAnsi="Courier New" w:cs="Courier New"/>
+          <w:color w:val="BCBEC4"/>
+          <w:sz w:val="20"/>
+          <w:szCs w:val="20"/>
+          <w:lang w:eastAsia="ru-RU"/>
+        </w:rPr>
+        <w:t>(</w:t>
+      </w:r>
+      <w:proofErr w:type="spellStart"/>
+      <w:r>
+        <w:rPr>
+          <w:rFonts w:ascii="Courier New" w:eastAsia="Times New Roman" w:hAnsi="Courier New" w:cs="Courier New"/>
+          <w:color w:val="BCBEC4"/>
+          <w:sz w:val="20"/>
+          <w:szCs w:val="20"/>
+          <w:lang w:eastAsia="ru-RU"/>
+        </w:rPr>
+        <w:t>generated_x</w:t>
+      </w:r>
+      <w:proofErr w:type="spellEnd"/>
+      <w:r>
+        <w:rPr>
+          <w:rFonts w:ascii="Courier New" w:eastAsia="Times New Roman" w:hAnsi="Courier New" w:cs="Courier New"/>
+          <w:color w:val="BCBEC4"/>
+          <w:sz w:val="20"/>
+          <w:szCs w:val="20"/>
+          <w:lang w:eastAsia="ru-RU"/>
+        </w:rPr>
+        <w:t>[:</w:t>
       </w:r>
       <w:r>
         <w:rPr>
